--- a/public/templates/MBCDI report SE 8-18mo_TYPICAL.docx
+++ b/public/templates/MBCDI report SE 8-18mo_TYPICAL.docx
@@ -53,6 +53,7 @@
         </w:rPr>
         <w:t xml:space="preserve">Thank you for being part of the </w:t>
       </w:r>
+      <w:proofErr w:type="gramStart"/>
       <w:r>
         <w:rPr>
           <w:rFonts w:cs="Times New Roman"/>
@@ -60,9 +61,11 @@
           <w:iCs/>
           <w:sz w:val="22"/>
           <w:szCs w:val="22"/>
+          <w:highlight w:val="yellow"/>
         </w:rPr>
         <w:t>[ ]</w:t>
       </w:r>
+      <w:proofErr w:type="gramEnd"/>
       <w:r>
         <w:rPr>
           <w:rFonts w:cs="Times New Roman"/>
@@ -267,8 +270,18 @@
           <w:sz w:val="22"/>
           <w:szCs w:val="22"/>
         </w:rPr>
-        <w:t xml:space="preserve"> Spanish-English</w:t>
-      </w:r>
+        <w:t xml:space="preserve"> </w:t>
+      </w:r>
+      <w:proofErr w:type="gramStart"/>
+      <w:r>
+        <w:rPr>
+          <w:rFonts w:cs="Times New Roman"/>
+          <w:sz w:val="22"/>
+          <w:szCs w:val="22"/>
+        </w:rPr>
+        <w:t>Spanish-English</w:t>
+      </w:r>
+      <w:proofErr w:type="gramEnd"/>
       <w:r>
         <w:rPr>
           <w:rFonts w:cs="Times New Roman"/>
@@ -390,8 +403,9 @@
           <w:sz w:val="22"/>
           <w:szCs w:val="22"/>
         </w:rPr>
-        <w:t>What Does the 2</w:t>
-      </w:r>
+        <w:t xml:space="preserve">What Does </w:t>
+      </w:r>
+      <w:proofErr w:type="gramStart"/>
       <w:r>
         <w:rPr>
           <w:rFonts w:cs="Times New Roman"/>
@@ -400,7 +414,7 @@
           <w:sz w:val="22"/>
           <w:szCs w:val="22"/>
         </w:rPr>
-        <w:t>0</w:t>
+        <w:t>the 2</w:t>
       </w:r>
       <w:r>
         <w:rPr>
@@ -410,8 +424,9 @@
           <w:sz w:val="22"/>
           <w:szCs w:val="22"/>
         </w:rPr>
-        <w:t>% Threshold Mean?</w:t>
-      </w:r>
+        <w:t>0</w:t>
+      </w:r>
+      <w:proofErr w:type="gramEnd"/>
       <w:r>
         <w:rPr>
           <w:rFonts w:cs="Times New Roman"/>
@@ -420,6 +435,16 @@
           <w:sz w:val="22"/>
           <w:szCs w:val="22"/>
         </w:rPr>
+        <w:t>% Threshold Mean?</w:t>
+      </w:r>
+      <w:r>
+        <w:rPr>
+          <w:rFonts w:cs="Times New Roman"/>
+          <w:b/>
+          <w:bCs/>
+          <w:sz w:val="22"/>
+          <w:szCs w:val="22"/>
+        </w:rPr>
         <w:t xml:space="preserve"> </w:t>
       </w:r>
       <w:bookmarkStart w:id="0" w:name="_Hlk211912446"/>
@@ -517,8 +542,18 @@
           <w:sz w:val="22"/>
           <w:szCs w:val="22"/>
         </w:rPr>
-        <w:t>there is every indication that your child is learning language at a rate that is typical of their age-mates</w:t>
-      </w:r>
+        <w:t xml:space="preserve">there is every indication that your child is learning language at a rate that is typical of their </w:t>
+      </w:r>
+      <w:proofErr w:type="gramStart"/>
+      <w:r>
+        <w:rPr>
+          <w:rFonts w:cs="Times New Roman"/>
+          <w:sz w:val="22"/>
+          <w:szCs w:val="22"/>
+        </w:rPr>
+        <w:t>age-mates</w:t>
+      </w:r>
+      <w:proofErr w:type="gramEnd"/>
       <w:r>
         <w:rPr>
           <w:rFonts w:cs="Times New Roman"/>
@@ -817,6 +852,7 @@
                 <w:szCs w:val="22"/>
               </w:rPr>
             </w:pPr>
+            <w:proofErr w:type="gramStart"/>
             <w:r>
               <w:rPr>
                 <w:rFonts w:cs="Times New Roman"/>
@@ -825,7 +861,18 @@
                 <w:sz w:val="22"/>
                 <w:szCs w:val="22"/>
               </w:rPr>
-              <w:t>English-Spanish:</w:t>
+              <w:t>English-Spanish</w:t>
+            </w:r>
+            <w:proofErr w:type="gramEnd"/>
+            <w:r>
+              <w:rPr>
+                <w:rFonts w:cs="Times New Roman"/>
+                <w:b/>
+                <w:bCs/>
+                <w:sz w:val="22"/>
+                <w:szCs w:val="22"/>
+              </w:rPr>
+              <w:t>:</w:t>
             </w:r>
           </w:p>
           <w:p>
@@ -1187,6 +1234,7 @@
               </w:rPr>
               <w:t xml:space="preserve">Receptive Total (words understood): </w:t>
             </w:r>
+            <w:proofErr w:type="spellStart"/>
             <w:r>
               <w:rPr>
                 <w:rFonts w:cs="Times New Roman"/>
@@ -1194,6 +1242,7 @@
               </w:rPr>
               <w:t>ENTERnumber</w:t>
             </w:r>
+            <w:proofErr w:type="spellEnd"/>
             <w:r>
               <w:rPr>
                 <w:rFonts w:cs="Times New Roman"/>
@@ -1235,6 +1284,7 @@
               </w:rPr>
               <w:t xml:space="preserve">Expressive Total (words said): </w:t>
             </w:r>
+            <w:proofErr w:type="spellStart"/>
             <w:r>
               <w:rPr>
                 <w:rFonts w:cs="Times New Roman"/>
@@ -1242,6 +1292,7 @@
               </w:rPr>
               <w:t>ENTERnumber</w:t>
             </w:r>
+            <w:proofErr w:type="spellEnd"/>
             <w:r>
               <w:rPr>
                 <w:rFonts w:cs="Times New Roman"/>
@@ -1307,6 +1358,7 @@
               </w:rPr>
               <w:t xml:space="preserve">Receptive Total (words understood): </w:t>
             </w:r>
+            <w:proofErr w:type="spellStart"/>
             <w:r>
               <w:rPr>
                 <w:rFonts w:cs="Times New Roman"/>
@@ -1314,6 +1366,7 @@
               </w:rPr>
               <w:t>ENTERnumber</w:t>
             </w:r>
+            <w:proofErr w:type="spellEnd"/>
             <w:r>
               <w:rPr>
                 <w:rFonts w:cs="Times New Roman"/>
@@ -1355,6 +1408,7 @@
               </w:rPr>
               <w:t xml:space="preserve">Expressive Total (words said): </w:t>
             </w:r>
+            <w:proofErr w:type="spellStart"/>
             <w:r>
               <w:rPr>
                 <w:rFonts w:cs="Times New Roman"/>
@@ -1362,6 +1416,7 @@
               </w:rPr>
               <w:t>ENTERnumber</w:t>
             </w:r>
+            <w:proofErr w:type="spellEnd"/>
             <w:r>
               <w:rPr>
                 <w:rFonts w:cs="Times New Roman"/>
@@ -1432,6 +1487,7 @@
               </w:rPr>
               <w:t xml:space="preserve">Receptive Combined Total (words understood): </w:t>
             </w:r>
+            <w:proofErr w:type="spellStart"/>
             <w:r>
               <w:rPr>
                 <w:rFonts w:cs="Times New Roman"/>
@@ -1439,6 +1495,7 @@
               </w:rPr>
               <w:t>ENTERnumber</w:t>
             </w:r>
+            <w:proofErr w:type="spellEnd"/>
           </w:p>
           <w:p>
             <w:pPr>
@@ -1456,6 +1513,7 @@
               </w:rPr>
               <w:t xml:space="preserve">Expressive Combined Total (words said): </w:t>
             </w:r>
+            <w:proofErr w:type="spellStart"/>
             <w:r>
               <w:rPr>
                 <w:rFonts w:cs="Times New Roman"/>
@@ -1463,6 +1521,7 @@
               </w:rPr>
               <w:t>ENTERnumber</w:t>
             </w:r>
+            <w:proofErr w:type="spellEnd"/>
           </w:p>
           <w:p>
             <w:pPr>
@@ -1509,6 +1568,7 @@
               </w:rPr>
               <w:t xml:space="preserve">Based on age (in months), sex, and receptive vocabulary: </w:t>
             </w:r>
+            <w:proofErr w:type="spellStart"/>
             <w:r>
               <w:rPr>
                 <w:rFonts w:cs="Times New Roman"/>
@@ -1516,6 +1576,7 @@
               </w:rPr>
               <w:t>ENTERnumber</w:t>
             </w:r>
+            <w:proofErr w:type="spellEnd"/>
             <w:r>
               <w:rPr>
                 <w:rFonts w:cs="Times New Roman"/>
@@ -1550,6 +1611,7 @@
               </w:rPr>
               <w:t xml:space="preserve">Based on age (in months), sex, and expressive vocabulary: </w:t>
             </w:r>
+            <w:proofErr w:type="spellStart"/>
             <w:r>
               <w:rPr>
                 <w:rFonts w:cs="Times New Roman"/>
@@ -1557,6 +1619,7 @@
               </w:rPr>
               <w:t>ENTERnumber</w:t>
             </w:r>
+            <w:proofErr w:type="spellEnd"/>
             <w:r>
               <w:rPr>
                 <w:rFonts w:cs="Times New Roman"/>
@@ -1853,6 +1916,7 @@
         </w:rPr>
         <w:t xml:space="preserve">¡Gracias por participar en el programa </w:t>
       </w:r>
+      <w:proofErr w:type="gramStart"/>
       <w:r>
         <w:rPr>
           <w:rFonts w:cs="Times New Roman"/>
@@ -1860,10 +1924,12 @@
           <w:iCs/>
           <w:sz w:val="22"/>
           <w:szCs w:val="22"/>
+          <w:highlight w:val="yellow"/>
           <w:lang w:val="es-ES_tradnl"/>
         </w:rPr>
         <w:t>[ ]</w:t>
       </w:r>
+      <w:proofErr w:type="gramEnd"/>
       <w:r>
         <w:rPr>
           <w:rFonts w:cs="Times New Roman"/>
@@ -1900,7 +1966,127 @@
           <w:szCs w:val="22"/>
           <w:lang w:val="es-ES_tradnl"/>
         </w:rPr>
-        <w:t>Como parte del programa, usted completó las versiones en inglés y en español del cuestionario MacArthur-Bates Communicative Development Inventories Short Forms (MCDI-SFs). Estos son formularios breves que ayudan a evaluar el desarrollo temprano del lenguaje y vocabulario en niños y niñas entre los 8 y 30 meses de edad.</w:t>
+        <w:t xml:space="preserve">Como parte del programa, usted completó las versiones en inglés y en español del cuestionario MacArthur-Bates </w:t>
+      </w:r>
+      <w:proofErr w:type="spellStart"/>
+      <w:r>
+        <w:rPr>
+          <w:rFonts w:cs="Times New Roman"/>
+          <w:sz w:val="22"/>
+          <w:szCs w:val="22"/>
+          <w:lang w:val="es-ES_tradnl"/>
+        </w:rPr>
+        <w:t>Communicative</w:t>
+      </w:r>
+      <w:proofErr w:type="spellEnd"/>
+      <w:r>
+        <w:rPr>
+          <w:rFonts w:cs="Times New Roman"/>
+          <w:sz w:val="22"/>
+          <w:szCs w:val="22"/>
+          <w:lang w:val="es-ES_tradnl"/>
+        </w:rPr>
+        <w:t xml:space="preserve"> </w:t>
+      </w:r>
+      <w:proofErr w:type="spellStart"/>
+      <w:r>
+        <w:rPr>
+          <w:rFonts w:cs="Times New Roman"/>
+          <w:sz w:val="22"/>
+          <w:szCs w:val="22"/>
+          <w:lang w:val="es-ES_tradnl"/>
+        </w:rPr>
+        <w:t>Development</w:t>
+      </w:r>
+      <w:proofErr w:type="spellEnd"/>
+      <w:r>
+        <w:rPr>
+          <w:rFonts w:cs="Times New Roman"/>
+          <w:sz w:val="22"/>
+          <w:szCs w:val="22"/>
+          <w:lang w:val="es-ES_tradnl"/>
+        </w:rPr>
+        <w:t xml:space="preserve"> </w:t>
+      </w:r>
+      <w:proofErr w:type="spellStart"/>
+      <w:r>
+        <w:rPr>
+          <w:rFonts w:cs="Times New Roman"/>
+          <w:sz w:val="22"/>
+          <w:szCs w:val="22"/>
+          <w:lang w:val="es-ES_tradnl"/>
+        </w:rPr>
+        <w:t>Inventories</w:t>
+      </w:r>
+      <w:proofErr w:type="spellEnd"/>
+      <w:r>
+        <w:rPr>
+          <w:rFonts w:cs="Times New Roman"/>
+          <w:sz w:val="22"/>
+          <w:szCs w:val="22"/>
+          <w:lang w:val="es-ES_tradnl"/>
+        </w:rPr>
+        <w:t xml:space="preserve"> Short </w:t>
+      </w:r>
+      <w:proofErr w:type="spellStart"/>
+      <w:r>
+        <w:rPr>
+          <w:rFonts w:cs="Times New Roman"/>
+          <w:sz w:val="22"/>
+          <w:szCs w:val="22"/>
+          <w:lang w:val="es-ES_tradnl"/>
+        </w:rPr>
+        <w:t>Forms</w:t>
+      </w:r>
+      <w:proofErr w:type="spellEnd"/>
+      <w:r>
+        <w:rPr>
+          <w:rFonts w:cs="Times New Roman"/>
+          <w:sz w:val="22"/>
+          <w:szCs w:val="22"/>
+          <w:lang w:val="es-ES_tradnl"/>
+        </w:rPr>
+        <w:t xml:space="preserve"> (MCDI-</w:t>
+      </w:r>
+      <w:proofErr w:type="spellStart"/>
+      <w:r>
+        <w:rPr>
+          <w:rFonts w:cs="Times New Roman"/>
+          <w:sz w:val="22"/>
+          <w:szCs w:val="22"/>
+          <w:lang w:val="es-ES_tradnl"/>
+        </w:rPr>
+        <w:t>SFs</w:t>
+      </w:r>
+      <w:proofErr w:type="spellEnd"/>
+      <w:r>
+        <w:rPr>
+          <w:rFonts w:cs="Times New Roman"/>
+          <w:sz w:val="22"/>
+          <w:szCs w:val="22"/>
+          <w:lang w:val="es-ES_tradnl"/>
+        </w:rPr>
+        <w:t xml:space="preserve">). Estos son formularios breves que ayudan a evaluar el desarrollo temprano del lenguaje y vocabulario en </w:t>
+      </w:r>
+      <w:proofErr w:type="gramStart"/>
+      <w:r>
+        <w:rPr>
+          <w:rFonts w:cs="Times New Roman"/>
+          <w:sz w:val="22"/>
+          <w:szCs w:val="22"/>
+          <w:lang w:val="es-ES_tradnl"/>
+        </w:rPr>
+        <w:t>niños y niñas</w:t>
+      </w:r>
+      <w:proofErr w:type="gramEnd"/>
+      <w:r>
+        <w:rPr>
+          <w:rFonts w:cs="Times New Roman"/>
+          <w:sz w:val="22"/>
+          <w:szCs w:val="22"/>
+          <w:lang w:val="es-ES_tradnl"/>
+        </w:rPr>
+        <w:t xml:space="preserve"> entre los 8 y 30 meses de edad.</w:t>
       </w:r>
       <w:r>
         <w:rPr>
@@ -2718,6 +2904,7 @@
                 <w:lang w:val="es-ES"/>
               </w:rPr>
             </w:pPr>
+            <w:proofErr w:type="spellStart"/>
             <w:r>
               <w:rPr>
                 <w:rFonts w:cs="Times New Roman"/>
@@ -2727,7 +2914,43 @@
                 <w:szCs w:val="22"/>
                 <w:lang w:val="es-ES"/>
               </w:rPr>
-              <w:t>Ingles-Español:</w:t>
+              <w:t>Ingles</w:t>
+            </w:r>
+            <w:proofErr w:type="spellEnd"/>
+            <w:r>
+              <w:rPr>
+                <w:rFonts w:cs="Times New Roman"/>
+                <w:b/>
+                <w:bCs/>
+                <w:sz w:val="22"/>
+                <w:szCs w:val="22"/>
+                <w:lang w:val="es-ES"/>
+              </w:rPr>
+              <w:t>-</w:t>
+            </w:r>
+            <w:proofErr w:type="gramStart"/>
+            <w:r>
+              <w:rPr>
+                <w:rFonts w:cs="Times New Roman"/>
+                <w:b/>
+                <w:bCs/>
+                <w:sz w:val="22"/>
+                <w:szCs w:val="22"/>
+                <w:lang w:val="es-ES"/>
+              </w:rPr>
+              <w:t>Español</w:t>
+            </w:r>
+            <w:proofErr w:type="gramEnd"/>
+            <w:r>
+              <w:rPr>
+                <w:rFonts w:cs="Times New Roman"/>
+                <w:b/>
+                <w:bCs/>
+                <w:sz w:val="22"/>
+                <w:szCs w:val="22"/>
+                <w:lang w:val="es-ES"/>
+              </w:rPr>
+              <w:t>:</w:t>
             </w:r>
           </w:p>
           <w:p>
@@ -2820,6 +3043,7 @@
               </w:rPr>
               <w:t xml:space="preserve">Nombre: </w:t>
             </w:r>
+            <w:proofErr w:type="spellStart"/>
             <w:r>
               <w:rPr>
                 <w:rFonts w:cs="Times New Roman"/>
@@ -2828,6 +3052,7 @@
               </w:rPr>
               <w:t>xx</w:t>
             </w:r>
+            <w:proofErr w:type="spellEnd"/>
           </w:p>
         </w:tc>
         <w:tc>
@@ -2902,6 +3127,7 @@
               </w:rPr>
               <w:t xml:space="preserve"> </w:t>
             </w:r>
+            <w:proofErr w:type="spellStart"/>
             <w:r>
               <w:rPr>
                 <w:rFonts w:cs="Times New Roman"/>
@@ -2910,6 +3136,7 @@
               </w:rPr>
               <w:t>xx</w:t>
             </w:r>
+            <w:proofErr w:type="spellEnd"/>
           </w:p>
         </w:tc>
         <w:tc>
@@ -3058,6 +3285,7 @@
               </w:rPr>
               <w:t xml:space="preserve">: </w:t>
             </w:r>
+            <w:proofErr w:type="spellStart"/>
             <w:r>
               <w:rPr>
                 <w:rFonts w:cs="Times New Roman"/>
@@ -3066,6 +3294,7 @@
               </w:rPr>
               <w:t>xx</w:t>
             </w:r>
+            <w:proofErr w:type="spellEnd"/>
           </w:p>
         </w:tc>
       </w:tr>
@@ -3128,13 +3357,23 @@
                 <w:lang w:val="es-ES"/>
               </w:rPr>
             </w:pPr>
+            <w:proofErr w:type="gramStart"/>
             <w:r>
               <w:rPr>
                 <w:rFonts w:cs="Times New Roman"/>
                 <w:lang w:val="es-ES"/>
               </w:rPr>
-              <w:t xml:space="preserve">Total Receptivo (palabras comprendidas): </w:t>
-            </w:r>
+              <w:t>Total</w:t>
+            </w:r>
+            <w:proofErr w:type="gramEnd"/>
+            <w:r>
+              <w:rPr>
+                <w:rFonts w:cs="Times New Roman"/>
+                <w:lang w:val="es-ES"/>
+              </w:rPr>
+              <w:t xml:space="preserve"> Receptivo (palabras comprendidas): </w:t>
+            </w:r>
+            <w:proofErr w:type="spellStart"/>
             <w:r>
               <w:rPr>
                 <w:rFonts w:cs="Times New Roman"/>
@@ -3143,6 +3382,7 @@
               </w:rPr>
               <w:t>ENTERnumber</w:t>
             </w:r>
+            <w:proofErr w:type="spellEnd"/>
             <w:r>
               <w:rPr>
                 <w:rFonts w:cs="Times New Roman"/>
@@ -3162,13 +3402,23 @@
                 <w:lang w:val="es-ES"/>
               </w:rPr>
             </w:pPr>
+            <w:proofErr w:type="gramStart"/>
             <w:r>
               <w:rPr>
                 <w:rFonts w:cs="Times New Roman"/>
                 <w:lang w:val="es-ES"/>
               </w:rPr>
-              <w:t xml:space="preserve">Total Expresivo (palabras dichas): </w:t>
-            </w:r>
+              <w:t>Total</w:t>
+            </w:r>
+            <w:proofErr w:type="gramEnd"/>
+            <w:r>
+              <w:rPr>
+                <w:rFonts w:cs="Times New Roman"/>
+                <w:lang w:val="es-ES"/>
+              </w:rPr>
+              <w:t xml:space="preserve"> Expresivo (palabras dichas): </w:t>
+            </w:r>
+            <w:proofErr w:type="spellStart"/>
             <w:r>
               <w:rPr>
                 <w:rFonts w:cs="Times New Roman"/>
@@ -3177,6 +3427,7 @@
               </w:rPr>
               <w:t>ENTERnumber</w:t>
             </w:r>
+            <w:proofErr w:type="spellEnd"/>
             <w:r>
               <w:rPr>
                 <w:rFonts w:cs="Times New Roman"/>
@@ -3229,13 +3480,23 @@
                 <w:lang w:val="es-ES"/>
               </w:rPr>
             </w:pPr>
+            <w:proofErr w:type="gramStart"/>
             <w:r>
               <w:rPr>
                 <w:rFonts w:cs="Times New Roman"/>
                 <w:lang w:val="es-ES"/>
               </w:rPr>
-              <w:t xml:space="preserve">Total Receptivo (palabras comprendidas): </w:t>
-            </w:r>
+              <w:t>Total</w:t>
+            </w:r>
+            <w:proofErr w:type="gramEnd"/>
+            <w:r>
+              <w:rPr>
+                <w:rFonts w:cs="Times New Roman"/>
+                <w:lang w:val="es-ES"/>
+              </w:rPr>
+              <w:t xml:space="preserve"> Receptivo (palabras comprendidas): </w:t>
+            </w:r>
+            <w:proofErr w:type="spellStart"/>
             <w:r>
               <w:rPr>
                 <w:rFonts w:cs="Times New Roman"/>
@@ -3244,6 +3505,7 @@
               </w:rPr>
               <w:t>ENTERnumber</w:t>
             </w:r>
+            <w:proofErr w:type="spellEnd"/>
             <w:r>
               <w:rPr>
                 <w:rFonts w:cs="Times New Roman"/>
@@ -3263,13 +3525,23 @@
                 <w:lang w:val="es-ES"/>
               </w:rPr>
             </w:pPr>
+            <w:proofErr w:type="gramStart"/>
             <w:r>
               <w:rPr>
                 <w:rFonts w:cs="Times New Roman"/>
                 <w:lang w:val="es-ES"/>
               </w:rPr>
-              <w:t xml:space="preserve">Total Expresivo (palabras dichas): </w:t>
-            </w:r>
+              <w:t>Total</w:t>
+            </w:r>
+            <w:proofErr w:type="gramEnd"/>
+            <w:r>
+              <w:rPr>
+                <w:rFonts w:cs="Times New Roman"/>
+                <w:lang w:val="es-ES"/>
+              </w:rPr>
+              <w:t xml:space="preserve"> Expresivo (palabras dichas): </w:t>
+            </w:r>
+            <w:proofErr w:type="spellStart"/>
             <w:r>
               <w:rPr>
                 <w:rFonts w:cs="Times New Roman"/>
@@ -3278,6 +3550,7 @@
               </w:rPr>
               <w:t>ENTERnumber</w:t>
             </w:r>
+            <w:proofErr w:type="spellEnd"/>
             <w:r>
               <w:rPr>
                 <w:rFonts w:cs="Times New Roman"/>
@@ -3329,13 +3602,23 @@
                 <w:lang w:val="es-ES"/>
               </w:rPr>
             </w:pPr>
+            <w:proofErr w:type="gramStart"/>
             <w:r>
               <w:rPr>
                 <w:rFonts w:cs="Times New Roman"/>
                 <w:lang w:val="es-ES"/>
               </w:rPr>
-              <w:t xml:space="preserve">Total Combinado Receptivo (palabras comprendidas): </w:t>
-            </w:r>
+              <w:t>Total</w:t>
+            </w:r>
+            <w:proofErr w:type="gramEnd"/>
+            <w:r>
+              <w:rPr>
+                <w:rFonts w:cs="Times New Roman"/>
+                <w:lang w:val="es-ES"/>
+              </w:rPr>
+              <w:t xml:space="preserve"> Combinado Receptivo (palabras comprendidas): </w:t>
+            </w:r>
+            <w:proofErr w:type="spellStart"/>
             <w:r>
               <w:rPr>
                 <w:rFonts w:cs="Times New Roman"/>
@@ -3344,6 +3627,7 @@
               </w:rPr>
               <w:t>ENTERnumber</w:t>
             </w:r>
+            <w:proofErr w:type="spellEnd"/>
           </w:p>
           <w:p>
             <w:pPr>
@@ -3356,13 +3640,23 @@
                 <w:lang w:val="es-ES"/>
               </w:rPr>
             </w:pPr>
+            <w:proofErr w:type="gramStart"/>
             <w:r>
               <w:rPr>
                 <w:rFonts w:cs="Times New Roman"/>
                 <w:lang w:val="es-ES"/>
               </w:rPr>
-              <w:t xml:space="preserve">Total Combinado Expresivo (palabras dichas): </w:t>
-            </w:r>
+              <w:t>Total</w:t>
+            </w:r>
+            <w:proofErr w:type="gramEnd"/>
+            <w:r>
+              <w:rPr>
+                <w:rFonts w:cs="Times New Roman"/>
+                <w:lang w:val="es-ES"/>
+              </w:rPr>
+              <w:t xml:space="preserve"> Combinado Expresivo (palabras dichas): </w:t>
+            </w:r>
+            <w:proofErr w:type="spellStart"/>
             <w:r>
               <w:rPr>
                 <w:rFonts w:cs="Times New Roman"/>
@@ -3371,6 +3665,7 @@
               </w:rPr>
               <w:t>ENTERnumber</w:t>
             </w:r>
+            <w:proofErr w:type="spellEnd"/>
           </w:p>
           <w:p>
             <w:pPr>
@@ -3421,6 +3716,7 @@
               </w:rPr>
               <w:t xml:space="preserve">Basado en la edad (en meses), sexo, y vocabulario receptivo: </w:t>
             </w:r>
+            <w:proofErr w:type="spellStart"/>
             <w:r>
               <w:rPr>
                 <w:rFonts w:cs="Times New Roman"/>
@@ -3429,6 +3725,7 @@
               </w:rPr>
               <w:t>ENTERnumber</w:t>
             </w:r>
+            <w:proofErr w:type="spellEnd"/>
             <w:r>
               <w:rPr>
                 <w:rFonts w:cs="Times New Roman"/>
@@ -3467,6 +3764,7 @@
               </w:rPr>
               <w:t xml:space="preserve">Basado en la edad (en meses), sexo, y vocabulario expresivo: </w:t>
             </w:r>
+            <w:proofErr w:type="spellStart"/>
             <w:r>
               <w:rPr>
                 <w:rFonts w:cs="Times New Roman"/>
@@ -3475,6 +3773,7 @@
               </w:rPr>
               <w:t>ENTERnumber</w:t>
             </w:r>
+            <w:proofErr w:type="spellEnd"/>
             <w:r>
               <w:rPr>
                 <w:rFonts w:cs="Times New Roman"/>

--- a/public/templates/MBCDI report SE 8-18mo_TYPICAL.docx
+++ b/public/templates/MBCDI report SE 8-18mo_TYPICAL.docx
@@ -1,6 +1,6 @@
 
 <file path=word/document.xml><?xml version="1.0" encoding="utf-8"?>
-<w:document xmlns:wpc="http://schemas.microsoft.com/office/word/2010/wordprocessingCanvas" xmlns:cx="http://schemas.microsoft.com/office/drawing/2014/chartex" xmlns:cx1="http://schemas.microsoft.com/office/drawing/2015/9/8/chartex" xmlns:cx2="http://schemas.microsoft.com/office/drawing/2015/10/21/chartex" xmlns:cx3="http://schemas.microsoft.com/office/drawing/2016/5/9/chartex" xmlns:cx4="http://schemas.microsoft.com/office/drawing/2016/5/10/chartex" xmlns:cx5="http://schemas.microsoft.com/office/drawing/2016/5/11/chartex" xmlns:cx6="http://schemas.microsoft.com/office/drawing/2016/5/12/chartex" xmlns:cx7="http://schemas.microsoft.com/office/drawing/2016/5/13/chartex" xmlns:cx8="http://schemas.microsoft.com/office/drawing/2016/5/14/chartex" xmlns:mc="http://schemas.openxmlformats.org/markup-compatibility/2006" xmlns:aink="http://schemas.microsoft.com/office/drawing/2016/ink" xmlns:am3d="http://schemas.microsoft.com/office/drawing/2017/model3d" xmlns:o="urn:schemas-microsoft-com:office:office" xmlns:oel="http://schemas.microsoft.com/office/2019/extlst" xmlns:r="http://schemas.openxmlformats.org/officeDocument/2006/relationships" xmlns:m="http://schemas.openxmlformats.org/officeDocument/2006/math" xmlns:v="urn:schemas-microsoft-com:vml" xmlns:wp14="http://schemas.microsoft.com/office/word/2010/wordprocessingDrawing" xmlns:wp="http://schemas.openxmlformats.org/drawingml/2006/wordprocessingDrawing" xmlns:w10="urn:schemas-microsoft-com:office:word" xmlns:w="http://schemas.openxmlformats.org/wordprocessingml/2006/main" xmlns:w14="http://schemas.microsoft.com/office/word/2010/wordml" xmlns:w15="http://schemas.microsoft.com/office/word/2012/wordml" xmlns:w16cex="http://schemas.microsoft.com/office/word/2018/wordml/cex" xmlns:w16cid="http://schemas.microsoft.com/office/word/2016/wordml/cid" xmlns:w16="http://schemas.microsoft.com/office/word/2018/wordml" xmlns:w16du="http://schemas.microsoft.com/office/word/2023/wordml/word16du" xmlns:w16sdtdh="http://schemas.microsoft.com/office/word/2020/wordml/sdtdatahash" xmlns:w16sdtfl="http://schemas.microsoft.com/office/word/2024/wordml/sdtformatlock" xmlns:w16se="http://schemas.microsoft.com/office/word/2015/wordml/symex" xmlns:wpg="http://schemas.microsoft.com/office/word/2010/wordprocessingGroup" xmlns:wpi="http://schemas.microsoft.com/office/word/2010/wordprocessingInk" xmlns:wne="http://schemas.microsoft.com/office/word/2006/wordml" xmlns:wps="http://schemas.microsoft.com/office/word/2010/wordprocessingShape" mc:Ignorable="w14 w15 w16se w16cid w16 w16cex w16sdtdh w16sdtfl w16du wp14">
+<w:document xmlns:wpc="http://schemas.microsoft.com/office/word/2010/wordprocessingCanvas" xmlns:mo="http://schemas.microsoft.com/office/mac/office/2008/main" xmlns:mc="http://schemas.openxmlformats.org/markup-compatibility/2006" xmlns:mv="urn:schemas-microsoft-com:mac:vml" xmlns:o="urn:schemas-microsoft-com:office:office" xmlns:r="http://schemas.openxmlformats.org/officeDocument/2006/relationships" xmlns:m="http://schemas.openxmlformats.org/officeDocument/2006/math" xmlns:v="urn:schemas-microsoft-com:vml" xmlns:wp14="http://schemas.microsoft.com/office/word/2010/wordprocessingDrawing" xmlns:wp="http://schemas.openxmlformats.org/drawingml/2006/wordprocessingDrawing" xmlns:w10="urn:schemas-microsoft-com:office:word" xmlns:w="http://schemas.openxmlformats.org/wordprocessingml/2006/main" xmlns:w14="http://schemas.microsoft.com/office/word/2010/wordml" xmlns:w15="http://schemas.microsoft.com/office/word/2012/wordml" xmlns:wpg="http://schemas.microsoft.com/office/word/2010/wordprocessingGroup" xmlns:wpi="http://schemas.microsoft.com/office/word/2010/wordprocessingInk" xmlns:wne="http://schemas.microsoft.com/office/word/2006/wordml" xmlns:wps="http://schemas.microsoft.com/office/word/2010/wordprocessingShape" mc:Ignorable="w14 w15 wp14">
   <w:body>
     <w:p>
       <w:pPr>
@@ -53,7 +53,6 @@
         </w:rPr>
         <w:t xml:space="preserve">Thank you for being part of the </w:t>
       </w:r>
-      <w:proofErr w:type="gramStart"/>
       <w:r>
         <w:rPr>
           <w:rFonts w:cs="Times New Roman"/>
@@ -65,17 +64,8 @@
         </w:rPr>
         <w:t>[ ]</w:t>
       </w:r>
-      <w:proofErr w:type="gramEnd"/>
-      <w:r>
-        <w:rPr>
-          <w:rFonts w:cs="Times New Roman"/>
-          <w:i/>
-          <w:iCs/>
-          <w:sz w:val="22"/>
-          <w:szCs w:val="22"/>
-        </w:rPr>
-        <w:t xml:space="preserve"> Me</w:t>
-      </w:r>
+      <w:bookmarkStart w:id="0" w:name="_GoBack"/>
+      <w:bookmarkEnd w:id="0"/>
       <w:r>
         <w:rPr>
           <w:rFonts w:cs="Times New Roman"/>
@@ -170,6 +160,7 @@
           <w:noProof/>
           <w:sz w:val="22"/>
           <w:szCs w:val="22"/>
+          <w:lang w:eastAsia="en-US"/>
         </w:rPr>
         <w:drawing>
           <wp:anchor distT="0" distB="0" distL="114300" distR="114300" simplePos="0" relativeHeight="251663360" behindDoc="0" locked="0" layoutInCell="1" allowOverlap="1" wp14:anchorId="35F23DCA" wp14:editId="25B3AC1A">
@@ -207,7 +198,7 @@
                     <a:blip r:embed="rId7">
                       <a:extLst>
                         <a:ext uri="{96DAC541-7B7A-43D3-8B79-37D633B846F1}">
-                          <asvg:svgBlip xmlns:asvg="http://schemas.microsoft.com/office/drawing/2016/SVG/main" r:embed="rId8"/>
+                          <asvg:svgBlip xmlns:asvg="http://schemas.microsoft.com/office/drawing/2016/SVG/main" xmlns:w16se="http://schemas.microsoft.com/office/word/2015/wordml/symex" xmlns:w16sdtfl="http://schemas.microsoft.com/office/word/2024/wordml/sdtformatlock" xmlns:w16sdtdh="http://schemas.microsoft.com/office/word/2020/wordml/sdtdatahash" xmlns:w16du="http://schemas.microsoft.com/office/word/2023/wordml/word16du" xmlns:w16="http://schemas.microsoft.com/office/word/2018/wordml" xmlns:w16cid="http://schemas.microsoft.com/office/word/2016/wordml/cid" xmlns:w16cex="http://schemas.microsoft.com/office/word/2018/wordml/cex" xmlns:w="http://schemas.openxmlformats.org/wordprocessingml/2006/main" xmlns:w10="urn:schemas-microsoft-com:office:word" xmlns:v="urn:schemas-microsoft-com:vml" xmlns:oel="http://schemas.microsoft.com/office/2019/extlst" xmlns:o="urn:schemas-microsoft-com:office:office" xmlns:am3d="http://schemas.microsoft.com/office/drawing/2017/model3d" xmlns:aink="http://schemas.microsoft.com/office/drawing/2016/ink" xmlns:cx8="http://schemas.microsoft.com/office/drawing/2016/5/14/chartex" xmlns:cx7="http://schemas.microsoft.com/office/drawing/2016/5/13/chartex" xmlns:cx6="http://schemas.microsoft.com/office/drawing/2016/5/12/chartex" xmlns:cx5="http://schemas.microsoft.com/office/drawing/2016/5/11/chartex" xmlns:cx4="http://schemas.microsoft.com/office/drawing/2016/5/10/chartex" xmlns:cx3="http://schemas.microsoft.com/office/drawing/2016/5/9/chartex" xmlns:cx2="http://schemas.microsoft.com/office/drawing/2015/10/21/chartex" xmlns:cx1="http://schemas.microsoft.com/office/drawing/2015/9/8/chartex" xmlns:cx="http://schemas.microsoft.com/office/drawing/2014/chartex" xmlns="" r:embed="rId8"/>
                         </a:ext>
                       </a:extLst>
                     </a:blip>
@@ -270,18 +261,8 @@
           <w:sz w:val="22"/>
           <w:szCs w:val="22"/>
         </w:rPr>
-        <w:t xml:space="preserve"> </w:t>
-      </w:r>
-      <w:proofErr w:type="gramStart"/>
-      <w:r>
-        <w:rPr>
-          <w:rFonts w:cs="Times New Roman"/>
-          <w:sz w:val="22"/>
-          <w:szCs w:val="22"/>
-        </w:rPr>
-        <w:t>Spanish-English</w:t>
-      </w:r>
-      <w:proofErr w:type="gramEnd"/>
+        <w:t xml:space="preserve"> Spanish-English</w:t>
+      </w:r>
       <w:r>
         <w:rPr>
           <w:rFonts w:cs="Times New Roman"/>
@@ -332,6 +313,7 @@
           <w:noProof/>
           <w:sz w:val="22"/>
           <w:szCs w:val="22"/>
+          <w:lang w:eastAsia="en-US"/>
         </w:rPr>
         <w:drawing>
           <wp:anchor distT="0" distB="0" distL="114300" distR="114300" simplePos="0" relativeHeight="251662336" behindDoc="0" locked="0" layoutInCell="1" allowOverlap="1" wp14:anchorId="1CE9C9CC" wp14:editId="2C4712FD">
@@ -372,7 +354,7 @@
                     <a:blip r:embed="rId9">
                       <a:extLst>
                         <a:ext uri="{96DAC541-7B7A-43D3-8B79-37D633B846F1}">
-                          <asvg:svgBlip xmlns:asvg="http://schemas.microsoft.com/office/drawing/2016/SVG/main" r:embed="rId10"/>
+                          <asvg:svgBlip xmlns:asvg="http://schemas.microsoft.com/office/drawing/2016/SVG/main" xmlns:w16se="http://schemas.microsoft.com/office/word/2015/wordml/symex" xmlns:w16sdtfl="http://schemas.microsoft.com/office/word/2024/wordml/sdtformatlock" xmlns:w16sdtdh="http://schemas.microsoft.com/office/word/2020/wordml/sdtdatahash" xmlns:w16du="http://schemas.microsoft.com/office/word/2023/wordml/word16du" xmlns:w16="http://schemas.microsoft.com/office/word/2018/wordml" xmlns:w16cid="http://schemas.microsoft.com/office/word/2016/wordml/cid" xmlns:w16cex="http://schemas.microsoft.com/office/word/2018/wordml/cex" xmlns:w="http://schemas.openxmlformats.org/wordprocessingml/2006/main" xmlns:w10="urn:schemas-microsoft-com:office:word" xmlns:v="urn:schemas-microsoft-com:vml" xmlns:oel="http://schemas.microsoft.com/office/2019/extlst" xmlns:o="urn:schemas-microsoft-com:office:office" xmlns:am3d="http://schemas.microsoft.com/office/drawing/2017/model3d" xmlns:aink="http://schemas.microsoft.com/office/drawing/2016/ink" xmlns:cx8="http://schemas.microsoft.com/office/drawing/2016/5/14/chartex" xmlns:cx7="http://schemas.microsoft.com/office/drawing/2016/5/13/chartex" xmlns:cx6="http://schemas.microsoft.com/office/drawing/2016/5/12/chartex" xmlns:cx5="http://schemas.microsoft.com/office/drawing/2016/5/11/chartex" xmlns:cx4="http://schemas.microsoft.com/office/drawing/2016/5/10/chartex" xmlns:cx3="http://schemas.microsoft.com/office/drawing/2016/5/9/chartex" xmlns:cx2="http://schemas.microsoft.com/office/drawing/2015/10/21/chartex" xmlns:cx1="http://schemas.microsoft.com/office/drawing/2015/9/8/chartex" xmlns:cx="http://schemas.microsoft.com/office/drawing/2014/chartex" xmlns="" r:embed="rId10"/>
                         </a:ext>
                       </a:extLst>
                     </a:blip>
@@ -403,9 +385,8 @@
           <w:sz w:val="22"/>
           <w:szCs w:val="22"/>
         </w:rPr>
-        <w:t xml:space="preserve">What Does </w:t>
-      </w:r>
-      <w:proofErr w:type="gramStart"/>
+        <w:t>What Does the 2</w:t>
+      </w:r>
       <w:r>
         <w:rPr>
           <w:rFonts w:cs="Times New Roman"/>
@@ -414,7 +395,7 @@
           <w:sz w:val="22"/>
           <w:szCs w:val="22"/>
         </w:rPr>
-        <w:t>the 2</w:t>
+        <w:t>0</w:t>
       </w:r>
       <w:r>
         <w:rPr>
@@ -424,9 +405,8 @@
           <w:sz w:val="22"/>
           <w:szCs w:val="22"/>
         </w:rPr>
-        <w:t>0</w:t>
-      </w:r>
-      <w:proofErr w:type="gramEnd"/>
+        <w:t>% Threshold Mean?</w:t>
+      </w:r>
       <w:r>
         <w:rPr>
           <w:rFonts w:cs="Times New Roman"/>
@@ -435,9 +415,126 @@
           <w:sz w:val="22"/>
           <w:szCs w:val="22"/>
         </w:rPr>
-        <w:t>% Threshold Mean?</w:t>
-      </w:r>
-      <w:r>
+        <w:t xml:space="preserve"> </w:t>
+      </w:r>
+      <w:bookmarkStart w:id="1" w:name="_Hlk211912446"/>
+      <w:r>
+        <w:rPr>
+          <w:rFonts w:cs="Times New Roman"/>
+          <w:sz w:val="22"/>
+          <w:szCs w:val="22"/>
+        </w:rPr>
+        <w:t>In research and early screening, a combined vocabulary score below the 2</w:t>
+      </w:r>
+      <w:r>
+        <w:rPr>
+          <w:rFonts w:cs="Times New Roman"/>
+          <w:sz w:val="22"/>
+          <w:szCs w:val="22"/>
+        </w:rPr>
+        <w:t>0</w:t>
+      </w:r>
+      <w:r>
+        <w:rPr>
+          <w:rFonts w:cs="Times New Roman"/>
+          <w:sz w:val="22"/>
+          <w:szCs w:val="22"/>
+        </w:rPr>
+        <w:t>th percentile is often used as a cutoff to identify</w:t>
+      </w:r>
+      <w:r>
+        <w:rPr>
+          <w:rFonts w:cs="Times New Roman"/>
+          <w:sz w:val="22"/>
+          <w:szCs w:val="22"/>
+        </w:rPr>
+        <w:t xml:space="preserve"> bilingual</w:t>
+      </w:r>
+      <w:r>
+        <w:rPr>
+          <w:rFonts w:cs="Times New Roman"/>
+          <w:sz w:val="22"/>
+          <w:szCs w:val="22"/>
+        </w:rPr>
+        <w:t xml:space="preserve"> children who may be at risk for a language delay. Your child’s results show a vocabulary level </w:t>
+      </w:r>
+      <w:r>
+        <w:rPr>
+          <w:rFonts w:cs="Times New Roman"/>
+          <w:sz w:val="22"/>
+          <w:szCs w:val="22"/>
+        </w:rPr>
+        <w:t>above</w:t>
+      </w:r>
+      <w:r>
+        <w:rPr>
+          <w:rFonts w:cs="Times New Roman"/>
+          <w:sz w:val="22"/>
+          <w:szCs w:val="22"/>
+        </w:rPr>
+        <w:t xml:space="preserve"> this 2</w:t>
+      </w:r>
+      <w:r>
+        <w:rPr>
+          <w:rFonts w:cs="Times New Roman"/>
+          <w:sz w:val="22"/>
+          <w:szCs w:val="22"/>
+        </w:rPr>
+        <w:t>0</w:t>
+      </w:r>
+      <w:r>
+        <w:rPr>
+          <w:rFonts w:cs="Times New Roman"/>
+          <w:sz w:val="22"/>
+          <w:szCs w:val="22"/>
+        </w:rPr>
+        <w:t>% threshold</w:t>
+      </w:r>
+      <w:r>
+        <w:rPr>
+          <w:rFonts w:cs="Times New Roman"/>
+          <w:sz w:val="22"/>
+          <w:szCs w:val="22"/>
+        </w:rPr>
+        <w:t xml:space="preserve"> on all key measures</w:t>
+      </w:r>
+      <w:r>
+        <w:rPr>
+          <w:rFonts w:cs="Times New Roman"/>
+          <w:sz w:val="22"/>
+          <w:szCs w:val="22"/>
+        </w:rPr>
+        <w:t xml:space="preserve">, meaning </w:t>
+      </w:r>
+      <w:r>
+        <w:rPr>
+          <w:rFonts w:cs="Times New Roman"/>
+          <w:sz w:val="22"/>
+          <w:szCs w:val="22"/>
+        </w:rPr>
+        <w:t>there is every indication that your child is learning language at a rate that is typical of their age-mates</w:t>
+      </w:r>
+      <w:r>
+        <w:rPr>
+          <w:rFonts w:cs="Times New Roman"/>
+          <w:sz w:val="22"/>
+          <w:szCs w:val="22"/>
+        </w:rPr>
+        <w:t xml:space="preserve">. </w:t>
+      </w:r>
+      <w:bookmarkEnd w:id="1"/>
+    </w:p>
+    <w:p>
+      <w:pPr>
+        <w:rPr>
+          <w:rFonts w:cs="Times New Roman"/>
+          <w:sz w:val="22"/>
+          <w:szCs w:val="22"/>
+        </w:rPr>
+      </w:pPr>
+    </w:p>
+    <w:p>
+      <w:pPr>
         <w:rPr>
           <w:rFonts w:cs="Times New Roman"/>
           <w:b/>
@@ -445,143 +542,6 @@
           <w:sz w:val="22"/>
           <w:szCs w:val="22"/>
         </w:rPr>
-        <w:t xml:space="preserve"> </w:t>
-      </w:r>
-      <w:bookmarkStart w:id="0" w:name="_Hlk211912446"/>
-      <w:r>
-        <w:rPr>
-          <w:rFonts w:cs="Times New Roman"/>
-          <w:sz w:val="22"/>
-          <w:szCs w:val="22"/>
-        </w:rPr>
-        <w:t>In research and early screening, a combined vocabulary score below the 2</w:t>
-      </w:r>
-      <w:r>
-        <w:rPr>
-          <w:rFonts w:cs="Times New Roman"/>
-          <w:sz w:val="22"/>
-          <w:szCs w:val="22"/>
-        </w:rPr>
-        <w:t>0</w:t>
-      </w:r>
-      <w:r>
-        <w:rPr>
-          <w:rFonts w:cs="Times New Roman"/>
-          <w:sz w:val="22"/>
-          <w:szCs w:val="22"/>
-        </w:rPr>
-        <w:t>th percentile is often used as a cutoff to identify</w:t>
-      </w:r>
-      <w:r>
-        <w:rPr>
-          <w:rFonts w:cs="Times New Roman"/>
-          <w:sz w:val="22"/>
-          <w:szCs w:val="22"/>
-        </w:rPr>
-        <w:t xml:space="preserve"> bilingual</w:t>
-      </w:r>
-      <w:r>
-        <w:rPr>
-          <w:rFonts w:cs="Times New Roman"/>
-          <w:sz w:val="22"/>
-          <w:szCs w:val="22"/>
-        </w:rPr>
-        <w:t xml:space="preserve"> children who may be at risk for a language delay. Your child’s results show a vocabulary level </w:t>
-      </w:r>
-      <w:r>
-        <w:rPr>
-          <w:rFonts w:cs="Times New Roman"/>
-          <w:sz w:val="22"/>
-          <w:szCs w:val="22"/>
-        </w:rPr>
-        <w:t>above</w:t>
-      </w:r>
-      <w:r>
-        <w:rPr>
-          <w:rFonts w:cs="Times New Roman"/>
-          <w:sz w:val="22"/>
-          <w:szCs w:val="22"/>
-        </w:rPr>
-        <w:t xml:space="preserve"> this 2</w:t>
-      </w:r>
-      <w:r>
-        <w:rPr>
-          <w:rFonts w:cs="Times New Roman"/>
-          <w:sz w:val="22"/>
-          <w:szCs w:val="22"/>
-        </w:rPr>
-        <w:t>0</w:t>
-      </w:r>
-      <w:r>
-        <w:rPr>
-          <w:rFonts w:cs="Times New Roman"/>
-          <w:sz w:val="22"/>
-          <w:szCs w:val="22"/>
-        </w:rPr>
-        <w:t>% threshold</w:t>
-      </w:r>
-      <w:r>
-        <w:rPr>
-          <w:rFonts w:cs="Times New Roman"/>
-          <w:sz w:val="22"/>
-          <w:szCs w:val="22"/>
-        </w:rPr>
-        <w:t xml:space="preserve"> on all key measures</w:t>
-      </w:r>
-      <w:r>
-        <w:rPr>
-          <w:rFonts w:cs="Times New Roman"/>
-          <w:sz w:val="22"/>
-          <w:szCs w:val="22"/>
-        </w:rPr>
-        <w:t xml:space="preserve">, meaning </w:t>
-      </w:r>
-      <w:r>
-        <w:rPr>
-          <w:rFonts w:cs="Times New Roman"/>
-          <w:sz w:val="22"/>
-          <w:szCs w:val="22"/>
-        </w:rPr>
-        <w:t xml:space="preserve">there is every indication that your child is learning language at a rate that is typical of their </w:t>
-      </w:r>
-      <w:proofErr w:type="gramStart"/>
-      <w:r>
-        <w:rPr>
-          <w:rFonts w:cs="Times New Roman"/>
-          <w:sz w:val="22"/>
-          <w:szCs w:val="22"/>
-        </w:rPr>
-        <w:t>age-mates</w:t>
-      </w:r>
-      <w:proofErr w:type="gramEnd"/>
-      <w:r>
-        <w:rPr>
-          <w:rFonts w:cs="Times New Roman"/>
-          <w:sz w:val="22"/>
-          <w:szCs w:val="22"/>
-        </w:rPr>
-        <w:t xml:space="preserve">. </w:t>
-      </w:r>
-      <w:bookmarkEnd w:id="0"/>
-    </w:p>
-    <w:p>
-      <w:pPr>
-        <w:rPr>
-          <w:rFonts w:cs="Times New Roman"/>
-          <w:sz w:val="22"/>
-          <w:szCs w:val="22"/>
-        </w:rPr>
-      </w:pPr>
-    </w:p>
-    <w:p>
-      <w:pPr>
-        <w:rPr>
-          <w:rFonts w:cs="Times New Roman"/>
-          <w:b/>
-          <w:bCs/>
-          <w:sz w:val="22"/>
-          <w:szCs w:val="22"/>
-        </w:rPr>
       </w:pPr>
       <w:r>
         <w:rPr>
@@ -589,6 +549,7 @@
           <w:noProof/>
           <w:sz w:val="22"/>
           <w:szCs w:val="22"/>
+          <w:lang w:eastAsia="en-US"/>
         </w:rPr>
         <w:drawing>
           <wp:anchor distT="0" distB="0" distL="114300" distR="114300" simplePos="0" relativeHeight="251660288" behindDoc="0" locked="0" layoutInCell="1" allowOverlap="1" wp14:anchorId="2B8A6757" wp14:editId="5983FB31">
@@ -630,7 +591,7 @@
                     <a:blip r:embed="rId11">
                       <a:extLst>
                         <a:ext uri="{96DAC541-7B7A-43D3-8B79-37D633B846F1}">
-                          <asvg:svgBlip xmlns:asvg="http://schemas.microsoft.com/office/drawing/2016/SVG/main" r:embed="rId12"/>
+                          <asvg:svgBlip xmlns:asvg="http://schemas.microsoft.com/office/drawing/2016/SVG/main" xmlns:w16se="http://schemas.microsoft.com/office/word/2015/wordml/symex" xmlns:w16sdtfl="http://schemas.microsoft.com/office/word/2024/wordml/sdtformatlock" xmlns:w16sdtdh="http://schemas.microsoft.com/office/word/2020/wordml/sdtdatahash" xmlns:w16du="http://schemas.microsoft.com/office/word/2023/wordml/word16du" xmlns:w16="http://schemas.microsoft.com/office/word/2018/wordml" xmlns:w16cid="http://schemas.microsoft.com/office/word/2016/wordml/cid" xmlns:w16cex="http://schemas.microsoft.com/office/word/2018/wordml/cex" xmlns:w="http://schemas.openxmlformats.org/wordprocessingml/2006/main" xmlns:w10="urn:schemas-microsoft-com:office:word" xmlns:v="urn:schemas-microsoft-com:vml" xmlns:oel="http://schemas.microsoft.com/office/2019/extlst" xmlns:o="urn:schemas-microsoft-com:office:office" xmlns:am3d="http://schemas.microsoft.com/office/drawing/2017/model3d" xmlns:aink="http://schemas.microsoft.com/office/drawing/2016/ink" xmlns:cx8="http://schemas.microsoft.com/office/drawing/2016/5/14/chartex" xmlns:cx7="http://schemas.microsoft.com/office/drawing/2016/5/13/chartex" xmlns:cx6="http://schemas.microsoft.com/office/drawing/2016/5/12/chartex" xmlns:cx5="http://schemas.microsoft.com/office/drawing/2016/5/11/chartex" xmlns:cx4="http://schemas.microsoft.com/office/drawing/2016/5/10/chartex" xmlns:cx3="http://schemas.microsoft.com/office/drawing/2016/5/9/chartex" xmlns:cx2="http://schemas.microsoft.com/office/drawing/2015/10/21/chartex" xmlns:cx1="http://schemas.microsoft.com/office/drawing/2015/9/8/chartex" xmlns:cx="http://schemas.microsoft.com/office/drawing/2014/chartex" xmlns="" r:embed="rId12"/>
                         </a:ext>
                       </a:extLst>
                     </a:blip>
@@ -852,7 +813,6 @@
                 <w:szCs w:val="22"/>
               </w:rPr>
             </w:pPr>
-            <w:proofErr w:type="gramStart"/>
             <w:r>
               <w:rPr>
                 <w:rFonts w:cs="Times New Roman"/>
@@ -861,18 +821,7 @@
                 <w:sz w:val="22"/>
                 <w:szCs w:val="22"/>
               </w:rPr>
-              <w:t>English-Spanish</w:t>
-            </w:r>
-            <w:proofErr w:type="gramEnd"/>
-            <w:r>
-              <w:rPr>
-                <w:rFonts w:cs="Times New Roman"/>
-                <w:b/>
-                <w:bCs/>
-                <w:sz w:val="22"/>
-                <w:szCs w:val="22"/>
-              </w:rPr>
-              <w:t>:</w:t>
+              <w:t>English-Spanish:</w:t>
             </w:r>
           </w:p>
           <w:p>
@@ -1234,7 +1183,6 @@
               </w:rPr>
               <w:t xml:space="preserve">Receptive Total (words understood): </w:t>
             </w:r>
-            <w:proofErr w:type="spellStart"/>
             <w:r>
               <w:rPr>
                 <w:rFonts w:cs="Times New Roman"/>
@@ -1242,7 +1190,6 @@
               </w:rPr>
               <w:t>ENTERnumber</w:t>
             </w:r>
-            <w:proofErr w:type="spellEnd"/>
             <w:r>
               <w:rPr>
                 <w:rFonts w:cs="Times New Roman"/>
@@ -1284,7 +1231,6 @@
               </w:rPr>
               <w:t xml:space="preserve">Expressive Total (words said): </w:t>
             </w:r>
-            <w:proofErr w:type="spellStart"/>
             <w:r>
               <w:rPr>
                 <w:rFonts w:cs="Times New Roman"/>
@@ -1292,7 +1238,6 @@
               </w:rPr>
               <w:t>ENTERnumber</w:t>
             </w:r>
-            <w:proofErr w:type="spellEnd"/>
             <w:r>
               <w:rPr>
                 <w:rFonts w:cs="Times New Roman"/>
@@ -1358,7 +1303,6 @@
               </w:rPr>
               <w:t xml:space="preserve">Receptive Total (words understood): </w:t>
             </w:r>
-            <w:proofErr w:type="spellStart"/>
             <w:r>
               <w:rPr>
                 <w:rFonts w:cs="Times New Roman"/>
@@ -1366,7 +1310,6 @@
               </w:rPr>
               <w:t>ENTERnumber</w:t>
             </w:r>
-            <w:proofErr w:type="spellEnd"/>
             <w:r>
               <w:rPr>
                 <w:rFonts w:cs="Times New Roman"/>
@@ -1408,7 +1351,6 @@
               </w:rPr>
               <w:t xml:space="preserve">Expressive Total (words said): </w:t>
             </w:r>
-            <w:proofErr w:type="spellStart"/>
             <w:r>
               <w:rPr>
                 <w:rFonts w:cs="Times New Roman"/>
@@ -1416,7 +1358,6 @@
               </w:rPr>
               <w:t>ENTERnumber</w:t>
             </w:r>
-            <w:proofErr w:type="spellEnd"/>
             <w:r>
               <w:rPr>
                 <w:rFonts w:cs="Times New Roman"/>
@@ -1487,7 +1428,6 @@
               </w:rPr>
               <w:t xml:space="preserve">Receptive Combined Total (words understood): </w:t>
             </w:r>
-            <w:proofErr w:type="spellStart"/>
             <w:r>
               <w:rPr>
                 <w:rFonts w:cs="Times New Roman"/>
@@ -1495,7 +1435,6 @@
               </w:rPr>
               <w:t>ENTERnumber</w:t>
             </w:r>
-            <w:proofErr w:type="spellEnd"/>
           </w:p>
           <w:p>
             <w:pPr>
@@ -1513,7 +1452,6 @@
               </w:rPr>
               <w:t xml:space="preserve">Expressive Combined Total (words said): </w:t>
             </w:r>
-            <w:proofErr w:type="spellStart"/>
             <w:r>
               <w:rPr>
                 <w:rFonts w:cs="Times New Roman"/>
@@ -1521,7 +1459,6 @@
               </w:rPr>
               <w:t>ENTERnumber</w:t>
             </w:r>
-            <w:proofErr w:type="spellEnd"/>
           </w:p>
           <w:p>
             <w:pPr>
@@ -1568,7 +1505,6 @@
               </w:rPr>
               <w:t xml:space="preserve">Based on age (in months), sex, and receptive vocabulary: </w:t>
             </w:r>
-            <w:proofErr w:type="spellStart"/>
             <w:r>
               <w:rPr>
                 <w:rFonts w:cs="Times New Roman"/>
@@ -1576,7 +1512,6 @@
               </w:rPr>
               <w:t>ENTERnumber</w:t>
             </w:r>
-            <w:proofErr w:type="spellEnd"/>
             <w:r>
               <w:rPr>
                 <w:rFonts w:cs="Times New Roman"/>
@@ -1611,7 +1546,6 @@
               </w:rPr>
               <w:t xml:space="preserve">Based on age (in months), sex, and expressive vocabulary: </w:t>
             </w:r>
-            <w:proofErr w:type="spellStart"/>
             <w:r>
               <w:rPr>
                 <w:rFonts w:cs="Times New Roman"/>
@@ -1619,7 +1553,6 @@
               </w:rPr>
               <w:t>ENTERnumber</w:t>
             </w:r>
-            <w:proofErr w:type="spellEnd"/>
             <w:r>
               <w:rPr>
                 <w:rFonts w:cs="Times New Roman"/>
@@ -1916,7 +1849,6 @@
         </w:rPr>
         <w:t xml:space="preserve">¡Gracias por participar en el programa </w:t>
       </w:r>
-      <w:proofErr w:type="gramStart"/>
       <w:r>
         <w:rPr>
           <w:rFonts w:cs="Times New Roman"/>
@@ -1929,7 +1861,6 @@
         </w:rPr>
         <w:t>[ ]</w:t>
       </w:r>
-      <w:proofErr w:type="gramEnd"/>
       <w:r>
         <w:rPr>
           <w:rFonts w:cs="Times New Roman"/>
@@ -1966,127 +1897,7 @@
           <w:szCs w:val="22"/>
           <w:lang w:val="es-ES_tradnl"/>
         </w:rPr>
-        <w:t xml:space="preserve">Como parte del programa, usted completó las versiones en inglés y en español del cuestionario MacArthur-Bates </w:t>
-      </w:r>
-      <w:proofErr w:type="spellStart"/>
-      <w:r>
-        <w:rPr>
-          <w:rFonts w:cs="Times New Roman"/>
-          <w:sz w:val="22"/>
-          <w:szCs w:val="22"/>
-          <w:lang w:val="es-ES_tradnl"/>
-        </w:rPr>
-        <w:t>Communicative</w:t>
-      </w:r>
-      <w:proofErr w:type="spellEnd"/>
-      <w:r>
-        <w:rPr>
-          <w:rFonts w:cs="Times New Roman"/>
-          <w:sz w:val="22"/>
-          <w:szCs w:val="22"/>
-          <w:lang w:val="es-ES_tradnl"/>
-        </w:rPr>
-        <w:t xml:space="preserve"> </w:t>
-      </w:r>
-      <w:proofErr w:type="spellStart"/>
-      <w:r>
-        <w:rPr>
-          <w:rFonts w:cs="Times New Roman"/>
-          <w:sz w:val="22"/>
-          <w:szCs w:val="22"/>
-          <w:lang w:val="es-ES_tradnl"/>
-        </w:rPr>
-        <w:t>Development</w:t>
-      </w:r>
-      <w:proofErr w:type="spellEnd"/>
-      <w:r>
-        <w:rPr>
-          <w:rFonts w:cs="Times New Roman"/>
-          <w:sz w:val="22"/>
-          <w:szCs w:val="22"/>
-          <w:lang w:val="es-ES_tradnl"/>
-        </w:rPr>
-        <w:t xml:space="preserve"> </w:t>
-      </w:r>
-      <w:proofErr w:type="spellStart"/>
-      <w:r>
-        <w:rPr>
-          <w:rFonts w:cs="Times New Roman"/>
-          <w:sz w:val="22"/>
-          <w:szCs w:val="22"/>
-          <w:lang w:val="es-ES_tradnl"/>
-        </w:rPr>
-        <w:t>Inventories</w:t>
-      </w:r>
-      <w:proofErr w:type="spellEnd"/>
-      <w:r>
-        <w:rPr>
-          <w:rFonts w:cs="Times New Roman"/>
-          <w:sz w:val="22"/>
-          <w:szCs w:val="22"/>
-          <w:lang w:val="es-ES_tradnl"/>
-        </w:rPr>
-        <w:t xml:space="preserve"> Short </w:t>
-      </w:r>
-      <w:proofErr w:type="spellStart"/>
-      <w:r>
-        <w:rPr>
-          <w:rFonts w:cs="Times New Roman"/>
-          <w:sz w:val="22"/>
-          <w:szCs w:val="22"/>
-          <w:lang w:val="es-ES_tradnl"/>
-        </w:rPr>
-        <w:t>Forms</w:t>
-      </w:r>
-      <w:proofErr w:type="spellEnd"/>
-      <w:r>
-        <w:rPr>
-          <w:rFonts w:cs="Times New Roman"/>
-          <w:sz w:val="22"/>
-          <w:szCs w:val="22"/>
-          <w:lang w:val="es-ES_tradnl"/>
-        </w:rPr>
-        <w:t xml:space="preserve"> (MCDI-</w:t>
-      </w:r>
-      <w:proofErr w:type="spellStart"/>
-      <w:r>
-        <w:rPr>
-          <w:rFonts w:cs="Times New Roman"/>
-          <w:sz w:val="22"/>
-          <w:szCs w:val="22"/>
-          <w:lang w:val="es-ES_tradnl"/>
-        </w:rPr>
-        <w:t>SFs</w:t>
-      </w:r>
-      <w:proofErr w:type="spellEnd"/>
-      <w:r>
-        <w:rPr>
-          <w:rFonts w:cs="Times New Roman"/>
-          <w:sz w:val="22"/>
-          <w:szCs w:val="22"/>
-          <w:lang w:val="es-ES_tradnl"/>
-        </w:rPr>
-        <w:t xml:space="preserve">). Estos son formularios breves que ayudan a evaluar el desarrollo temprano del lenguaje y vocabulario en </w:t>
-      </w:r>
-      <w:proofErr w:type="gramStart"/>
-      <w:r>
-        <w:rPr>
-          <w:rFonts w:cs="Times New Roman"/>
-          <w:sz w:val="22"/>
-          <w:szCs w:val="22"/>
-          <w:lang w:val="es-ES_tradnl"/>
-        </w:rPr>
-        <w:t>niños y niñas</w:t>
-      </w:r>
-      <w:proofErr w:type="gramEnd"/>
-      <w:r>
-        <w:rPr>
-          <w:rFonts w:cs="Times New Roman"/>
-          <w:sz w:val="22"/>
-          <w:szCs w:val="22"/>
-          <w:lang w:val="es-ES_tradnl"/>
-        </w:rPr>
-        <w:t xml:space="preserve"> entre los 8 y 30 meses de edad.</w:t>
+        <w:t>Como parte del programa, usted completó las versiones en inglés y en español del cuestionario MacArthur-Bates Communicative Development Inventories Short Forms (MCDI-SFs). Estos son formularios breves que ayudan a evaluar el desarrollo temprano del lenguaje y vocabulario en niños y niñas entre los 8 y 30 meses de edad.</w:t>
       </w:r>
       <w:r>
         <w:rPr>
@@ -2142,6 +1953,7 @@
           <w:noProof/>
           <w:sz w:val="22"/>
           <w:szCs w:val="22"/>
+          <w:lang w:eastAsia="en-US"/>
         </w:rPr>
         <w:drawing>
           <wp:anchor distT="0" distB="0" distL="114300" distR="114300" simplePos="0" relativeHeight="251665408" behindDoc="0" locked="0" layoutInCell="1" allowOverlap="1" wp14:anchorId="241B0E9C" wp14:editId="35BBCBDC">
@@ -2179,7 +1991,7 @@
                     <a:blip r:embed="rId7">
                       <a:extLst>
                         <a:ext uri="{96DAC541-7B7A-43D3-8B79-37D633B846F1}">
-                          <asvg:svgBlip xmlns:asvg="http://schemas.microsoft.com/office/drawing/2016/SVG/main" r:embed="rId8"/>
+                          <asvg:svgBlip xmlns:asvg="http://schemas.microsoft.com/office/drawing/2016/SVG/main" xmlns:w16se="http://schemas.microsoft.com/office/word/2015/wordml/symex" xmlns:w16sdtfl="http://schemas.microsoft.com/office/word/2024/wordml/sdtformatlock" xmlns:w16sdtdh="http://schemas.microsoft.com/office/word/2020/wordml/sdtdatahash" xmlns:w16du="http://schemas.microsoft.com/office/word/2023/wordml/word16du" xmlns:w16="http://schemas.microsoft.com/office/word/2018/wordml" xmlns:w16cid="http://schemas.microsoft.com/office/word/2016/wordml/cid" xmlns:w16cex="http://schemas.microsoft.com/office/word/2018/wordml/cex" xmlns:w="http://schemas.openxmlformats.org/wordprocessingml/2006/main" xmlns:w10="urn:schemas-microsoft-com:office:word" xmlns:v="urn:schemas-microsoft-com:vml" xmlns:oel="http://schemas.microsoft.com/office/2019/extlst" xmlns:o="urn:schemas-microsoft-com:office:office" xmlns:am3d="http://schemas.microsoft.com/office/drawing/2017/model3d" xmlns:aink="http://schemas.microsoft.com/office/drawing/2016/ink" xmlns:cx8="http://schemas.microsoft.com/office/drawing/2016/5/14/chartex" xmlns:cx7="http://schemas.microsoft.com/office/drawing/2016/5/13/chartex" xmlns:cx6="http://schemas.microsoft.com/office/drawing/2016/5/12/chartex" xmlns:cx5="http://schemas.microsoft.com/office/drawing/2016/5/11/chartex" xmlns:cx4="http://schemas.microsoft.com/office/drawing/2016/5/10/chartex" xmlns:cx3="http://schemas.microsoft.com/office/drawing/2016/5/9/chartex" xmlns:cx2="http://schemas.microsoft.com/office/drawing/2015/10/21/chartex" xmlns:cx1="http://schemas.microsoft.com/office/drawing/2015/9/8/chartex" xmlns:cx="http://schemas.microsoft.com/office/drawing/2014/chartex" xmlns="" r:embed="rId8"/>
                         </a:ext>
                       </a:extLst>
                     </a:blip>
@@ -2296,6 +2108,7 @@
           <w:noProof/>
           <w:sz w:val="22"/>
           <w:szCs w:val="22"/>
+          <w:lang w:eastAsia="en-US"/>
         </w:rPr>
         <w:drawing>
           <wp:anchor distT="0" distB="0" distL="114300" distR="114300" simplePos="0" relativeHeight="251667456" behindDoc="0" locked="0" layoutInCell="1" allowOverlap="1" wp14:anchorId="680AB33E" wp14:editId="33A2BAAF">
@@ -2336,7 +2149,7 @@
                     <a:blip r:embed="rId9">
                       <a:extLst>
                         <a:ext uri="{96DAC541-7B7A-43D3-8B79-37D633B846F1}">
-                          <asvg:svgBlip xmlns:asvg="http://schemas.microsoft.com/office/drawing/2016/SVG/main" r:embed="rId10"/>
+                          <asvg:svgBlip xmlns:asvg="http://schemas.microsoft.com/office/drawing/2016/SVG/main" xmlns:w16se="http://schemas.microsoft.com/office/word/2015/wordml/symex" xmlns:w16sdtfl="http://schemas.microsoft.com/office/word/2024/wordml/sdtformatlock" xmlns:w16sdtdh="http://schemas.microsoft.com/office/word/2020/wordml/sdtdatahash" xmlns:w16du="http://schemas.microsoft.com/office/word/2023/wordml/word16du" xmlns:w16="http://schemas.microsoft.com/office/word/2018/wordml" xmlns:w16cid="http://schemas.microsoft.com/office/word/2016/wordml/cid" xmlns:w16cex="http://schemas.microsoft.com/office/word/2018/wordml/cex" xmlns:w="http://schemas.openxmlformats.org/wordprocessingml/2006/main" xmlns:w10="urn:schemas-microsoft-com:office:word" xmlns:v="urn:schemas-microsoft-com:vml" xmlns:oel="http://schemas.microsoft.com/office/2019/extlst" xmlns:o="urn:schemas-microsoft-com:office:office" xmlns:am3d="http://schemas.microsoft.com/office/drawing/2017/model3d" xmlns:aink="http://schemas.microsoft.com/office/drawing/2016/ink" xmlns:cx8="http://schemas.microsoft.com/office/drawing/2016/5/14/chartex" xmlns:cx7="http://schemas.microsoft.com/office/drawing/2016/5/13/chartex" xmlns:cx6="http://schemas.microsoft.com/office/drawing/2016/5/12/chartex" xmlns:cx5="http://schemas.microsoft.com/office/drawing/2016/5/11/chartex" xmlns:cx4="http://schemas.microsoft.com/office/drawing/2016/5/10/chartex" xmlns:cx3="http://schemas.microsoft.com/office/drawing/2016/5/9/chartex" xmlns:cx2="http://schemas.microsoft.com/office/drawing/2015/10/21/chartex" xmlns:cx1="http://schemas.microsoft.com/office/drawing/2015/9/8/chartex" xmlns:cx="http://schemas.microsoft.com/office/drawing/2014/chartex" xmlns="" r:embed="rId10"/>
                         </a:ext>
                       </a:extLst>
                     </a:blip>
@@ -2535,6 +2348,7 @@
           <w:noProof/>
           <w:sz w:val="22"/>
           <w:szCs w:val="22"/>
+          <w:lang w:eastAsia="en-US"/>
         </w:rPr>
         <w:drawing>
           <wp:anchor distT="0" distB="0" distL="114300" distR="114300" simplePos="0" relativeHeight="251669504" behindDoc="0" locked="0" layoutInCell="1" allowOverlap="1" wp14:anchorId="3D8CCE96" wp14:editId="39F9A084">
@@ -2576,7 +2390,7 @@
                     <a:blip r:embed="rId11">
                       <a:extLst>
                         <a:ext uri="{96DAC541-7B7A-43D3-8B79-37D633B846F1}">
-                          <asvg:svgBlip xmlns:asvg="http://schemas.microsoft.com/office/drawing/2016/SVG/main" r:embed="rId12"/>
+                          <asvg:svgBlip xmlns:asvg="http://schemas.microsoft.com/office/drawing/2016/SVG/main" xmlns:w16se="http://schemas.microsoft.com/office/word/2015/wordml/symex" xmlns:w16sdtfl="http://schemas.microsoft.com/office/word/2024/wordml/sdtformatlock" xmlns:w16sdtdh="http://schemas.microsoft.com/office/word/2020/wordml/sdtdatahash" xmlns:w16du="http://schemas.microsoft.com/office/word/2023/wordml/word16du" xmlns:w16="http://schemas.microsoft.com/office/word/2018/wordml" xmlns:w16cid="http://schemas.microsoft.com/office/word/2016/wordml/cid" xmlns:w16cex="http://schemas.microsoft.com/office/word/2018/wordml/cex" xmlns:w="http://schemas.openxmlformats.org/wordprocessingml/2006/main" xmlns:w10="urn:schemas-microsoft-com:office:word" xmlns:v="urn:schemas-microsoft-com:vml" xmlns:oel="http://schemas.microsoft.com/office/2019/extlst" xmlns:o="urn:schemas-microsoft-com:office:office" xmlns:am3d="http://schemas.microsoft.com/office/drawing/2017/model3d" xmlns:aink="http://schemas.microsoft.com/office/drawing/2016/ink" xmlns:cx8="http://schemas.microsoft.com/office/drawing/2016/5/14/chartex" xmlns:cx7="http://schemas.microsoft.com/office/drawing/2016/5/13/chartex" xmlns:cx6="http://schemas.microsoft.com/office/drawing/2016/5/12/chartex" xmlns:cx5="http://schemas.microsoft.com/office/drawing/2016/5/11/chartex" xmlns:cx4="http://schemas.microsoft.com/office/drawing/2016/5/10/chartex" xmlns:cx3="http://schemas.microsoft.com/office/drawing/2016/5/9/chartex" xmlns:cx2="http://schemas.microsoft.com/office/drawing/2015/10/21/chartex" xmlns:cx1="http://schemas.microsoft.com/office/drawing/2015/9/8/chartex" xmlns:cx="http://schemas.microsoft.com/office/drawing/2014/chartex" xmlns="" r:embed="rId12"/>
                         </a:ext>
                       </a:extLst>
                     </a:blip>
@@ -2904,7 +2718,6 @@
                 <w:lang w:val="es-ES"/>
               </w:rPr>
             </w:pPr>
-            <w:proofErr w:type="spellStart"/>
             <w:r>
               <w:rPr>
                 <w:rFonts w:cs="Times New Roman"/>
@@ -2914,43 +2727,7 @@
                 <w:szCs w:val="22"/>
                 <w:lang w:val="es-ES"/>
               </w:rPr>
-              <w:t>Ingles</w:t>
-            </w:r>
-            <w:proofErr w:type="spellEnd"/>
-            <w:r>
-              <w:rPr>
-                <w:rFonts w:cs="Times New Roman"/>
-                <w:b/>
-                <w:bCs/>
-                <w:sz w:val="22"/>
-                <w:szCs w:val="22"/>
-                <w:lang w:val="es-ES"/>
-              </w:rPr>
-              <w:t>-</w:t>
-            </w:r>
-            <w:proofErr w:type="gramStart"/>
-            <w:r>
-              <w:rPr>
-                <w:rFonts w:cs="Times New Roman"/>
-                <w:b/>
-                <w:bCs/>
-                <w:sz w:val="22"/>
-                <w:szCs w:val="22"/>
-                <w:lang w:val="es-ES"/>
-              </w:rPr>
-              <w:t>Español</w:t>
-            </w:r>
-            <w:proofErr w:type="gramEnd"/>
-            <w:r>
-              <w:rPr>
-                <w:rFonts w:cs="Times New Roman"/>
-                <w:b/>
-                <w:bCs/>
-                <w:sz w:val="22"/>
-                <w:szCs w:val="22"/>
-                <w:lang w:val="es-ES"/>
-              </w:rPr>
-              <w:t>:</w:t>
+              <w:t>Ingles-Español:</w:t>
             </w:r>
           </w:p>
           <w:p>
@@ -3043,7 +2820,6 @@
               </w:rPr>
               <w:t xml:space="preserve">Nombre: </w:t>
             </w:r>
-            <w:proofErr w:type="spellStart"/>
             <w:r>
               <w:rPr>
                 <w:rFonts w:cs="Times New Roman"/>
@@ -3052,7 +2828,6 @@
               </w:rPr>
               <w:t>xx</w:t>
             </w:r>
-            <w:proofErr w:type="spellEnd"/>
           </w:p>
         </w:tc>
         <w:tc>
@@ -3127,7 +2902,6 @@
               </w:rPr>
               <w:t xml:space="preserve"> </w:t>
             </w:r>
-            <w:proofErr w:type="spellStart"/>
             <w:r>
               <w:rPr>
                 <w:rFonts w:cs="Times New Roman"/>
@@ -3136,7 +2910,6 @@
               </w:rPr>
               <w:t>xx</w:t>
             </w:r>
-            <w:proofErr w:type="spellEnd"/>
           </w:p>
         </w:tc>
         <w:tc>
@@ -3285,7 +3058,6 @@
               </w:rPr>
               <w:t xml:space="preserve">: </w:t>
             </w:r>
-            <w:proofErr w:type="spellStart"/>
             <w:r>
               <w:rPr>
                 <w:rFonts w:cs="Times New Roman"/>
@@ -3294,7 +3066,6 @@
               </w:rPr>
               <w:t>xx</w:t>
             </w:r>
-            <w:proofErr w:type="spellEnd"/>
           </w:p>
         </w:tc>
       </w:tr>
@@ -3357,23 +3128,13 @@
                 <w:lang w:val="es-ES"/>
               </w:rPr>
             </w:pPr>
-            <w:proofErr w:type="gramStart"/>
             <w:r>
               <w:rPr>
                 <w:rFonts w:cs="Times New Roman"/>
                 <w:lang w:val="es-ES"/>
               </w:rPr>
-              <w:t>Total</w:t>
-            </w:r>
-            <w:proofErr w:type="gramEnd"/>
-            <w:r>
-              <w:rPr>
-                <w:rFonts w:cs="Times New Roman"/>
-                <w:lang w:val="es-ES"/>
-              </w:rPr>
-              <w:t xml:space="preserve"> Receptivo (palabras comprendidas): </w:t>
-            </w:r>
-            <w:proofErr w:type="spellStart"/>
+              <w:t xml:space="preserve">Total Receptivo (palabras comprendidas): </w:t>
+            </w:r>
             <w:r>
               <w:rPr>
                 <w:rFonts w:cs="Times New Roman"/>
@@ -3382,7 +3143,6 @@
               </w:rPr>
               <w:t>ENTERnumber</w:t>
             </w:r>
-            <w:proofErr w:type="spellEnd"/>
             <w:r>
               <w:rPr>
                 <w:rFonts w:cs="Times New Roman"/>
@@ -3402,23 +3162,13 @@
                 <w:lang w:val="es-ES"/>
               </w:rPr>
             </w:pPr>
-            <w:proofErr w:type="gramStart"/>
             <w:r>
               <w:rPr>
                 <w:rFonts w:cs="Times New Roman"/>
                 <w:lang w:val="es-ES"/>
               </w:rPr>
-              <w:t>Total</w:t>
-            </w:r>
-            <w:proofErr w:type="gramEnd"/>
-            <w:r>
-              <w:rPr>
-                <w:rFonts w:cs="Times New Roman"/>
-                <w:lang w:val="es-ES"/>
-              </w:rPr>
-              <w:t xml:space="preserve"> Expresivo (palabras dichas): </w:t>
-            </w:r>
-            <w:proofErr w:type="spellStart"/>
+              <w:t xml:space="preserve">Total Expresivo (palabras dichas): </w:t>
+            </w:r>
             <w:r>
               <w:rPr>
                 <w:rFonts w:cs="Times New Roman"/>
@@ -3427,7 +3177,6 @@
               </w:rPr>
               <w:t>ENTERnumber</w:t>
             </w:r>
-            <w:proofErr w:type="spellEnd"/>
             <w:r>
               <w:rPr>
                 <w:rFonts w:cs="Times New Roman"/>
@@ -3480,23 +3229,13 @@
                 <w:lang w:val="es-ES"/>
               </w:rPr>
             </w:pPr>
-            <w:proofErr w:type="gramStart"/>
             <w:r>
               <w:rPr>
                 <w:rFonts w:cs="Times New Roman"/>
                 <w:lang w:val="es-ES"/>
               </w:rPr>
-              <w:t>Total</w:t>
-            </w:r>
-            <w:proofErr w:type="gramEnd"/>
-            <w:r>
-              <w:rPr>
-                <w:rFonts w:cs="Times New Roman"/>
-                <w:lang w:val="es-ES"/>
-              </w:rPr>
-              <w:t xml:space="preserve"> Receptivo (palabras comprendidas): </w:t>
-            </w:r>
-            <w:proofErr w:type="spellStart"/>
+              <w:t xml:space="preserve">Total Receptivo (palabras comprendidas): </w:t>
+            </w:r>
             <w:r>
               <w:rPr>
                 <w:rFonts w:cs="Times New Roman"/>
@@ -3505,7 +3244,6 @@
               </w:rPr>
               <w:t>ENTERnumber</w:t>
             </w:r>
-            <w:proofErr w:type="spellEnd"/>
             <w:r>
               <w:rPr>
                 <w:rFonts w:cs="Times New Roman"/>
@@ -3525,23 +3263,13 @@
                 <w:lang w:val="es-ES"/>
               </w:rPr>
             </w:pPr>
-            <w:proofErr w:type="gramStart"/>
             <w:r>
               <w:rPr>
                 <w:rFonts w:cs="Times New Roman"/>
                 <w:lang w:val="es-ES"/>
               </w:rPr>
-              <w:t>Total</w:t>
-            </w:r>
-            <w:proofErr w:type="gramEnd"/>
-            <w:r>
-              <w:rPr>
-                <w:rFonts w:cs="Times New Roman"/>
-                <w:lang w:val="es-ES"/>
-              </w:rPr>
-              <w:t xml:space="preserve"> Expresivo (palabras dichas): </w:t>
-            </w:r>
-            <w:proofErr w:type="spellStart"/>
+              <w:t xml:space="preserve">Total Expresivo (palabras dichas): </w:t>
+            </w:r>
             <w:r>
               <w:rPr>
                 <w:rFonts w:cs="Times New Roman"/>
@@ -3550,7 +3278,6 @@
               </w:rPr>
               <w:t>ENTERnumber</w:t>
             </w:r>
-            <w:proofErr w:type="spellEnd"/>
             <w:r>
               <w:rPr>
                 <w:rFonts w:cs="Times New Roman"/>
@@ -3602,23 +3329,13 @@
                 <w:lang w:val="es-ES"/>
               </w:rPr>
             </w:pPr>
-            <w:proofErr w:type="gramStart"/>
             <w:r>
               <w:rPr>
                 <w:rFonts w:cs="Times New Roman"/>
                 <w:lang w:val="es-ES"/>
               </w:rPr>
-              <w:t>Total</w:t>
-            </w:r>
-            <w:proofErr w:type="gramEnd"/>
-            <w:r>
-              <w:rPr>
-                <w:rFonts w:cs="Times New Roman"/>
-                <w:lang w:val="es-ES"/>
-              </w:rPr>
-              <w:t xml:space="preserve"> Combinado Receptivo (palabras comprendidas): </w:t>
-            </w:r>
-            <w:proofErr w:type="spellStart"/>
+              <w:t xml:space="preserve">Total Combinado Receptivo (palabras comprendidas): </w:t>
+            </w:r>
             <w:r>
               <w:rPr>
                 <w:rFonts w:cs="Times New Roman"/>
@@ -3627,7 +3344,6 @@
               </w:rPr>
               <w:t>ENTERnumber</w:t>
             </w:r>
-            <w:proofErr w:type="spellEnd"/>
           </w:p>
           <w:p>
             <w:pPr>
@@ -3640,23 +3356,13 @@
                 <w:lang w:val="es-ES"/>
               </w:rPr>
             </w:pPr>
-            <w:proofErr w:type="gramStart"/>
             <w:r>
               <w:rPr>
                 <w:rFonts w:cs="Times New Roman"/>
                 <w:lang w:val="es-ES"/>
               </w:rPr>
-              <w:t>Total</w:t>
-            </w:r>
-            <w:proofErr w:type="gramEnd"/>
-            <w:r>
-              <w:rPr>
-                <w:rFonts w:cs="Times New Roman"/>
-                <w:lang w:val="es-ES"/>
-              </w:rPr>
-              <w:t xml:space="preserve"> Combinado Expresivo (palabras dichas): </w:t>
-            </w:r>
-            <w:proofErr w:type="spellStart"/>
+              <w:t xml:space="preserve">Total Combinado Expresivo (palabras dichas): </w:t>
+            </w:r>
             <w:r>
               <w:rPr>
                 <w:rFonts w:cs="Times New Roman"/>
@@ -3665,7 +3371,6 @@
               </w:rPr>
               <w:t>ENTERnumber</w:t>
             </w:r>
-            <w:proofErr w:type="spellEnd"/>
           </w:p>
           <w:p>
             <w:pPr>
@@ -3716,7 +3421,6 @@
               </w:rPr>
               <w:t xml:space="preserve">Basado en la edad (en meses), sexo, y vocabulario receptivo: </w:t>
             </w:r>
-            <w:proofErr w:type="spellStart"/>
             <w:r>
               <w:rPr>
                 <w:rFonts w:cs="Times New Roman"/>
@@ -3725,7 +3429,6 @@
               </w:rPr>
               <w:t>ENTERnumber</w:t>
             </w:r>
-            <w:proofErr w:type="spellEnd"/>
             <w:r>
               <w:rPr>
                 <w:rFonts w:cs="Times New Roman"/>
@@ -3764,7 +3467,6 @@
               </w:rPr>
               <w:t xml:space="preserve">Basado en la edad (en meses), sexo, y vocabulario expresivo: </w:t>
             </w:r>
-            <w:proofErr w:type="spellStart"/>
             <w:r>
               <w:rPr>
                 <w:rFonts w:cs="Times New Roman"/>
@@ -3773,7 +3475,6 @@
               </w:rPr>
               <w:t>ENTERnumber</w:t>
             </w:r>
-            <w:proofErr w:type="spellEnd"/>
             <w:r>
               <w:rPr>
                 <w:rFonts w:cs="Times New Roman"/>
@@ -3832,7 +3533,7 @@
 </file>
 
 <file path=word/endnotes.xml><?xml version="1.0" encoding="utf-8"?>
-<w:endnotes xmlns:wpc="http://schemas.microsoft.com/office/word/2010/wordprocessingCanvas" xmlns:cx="http://schemas.microsoft.com/office/drawing/2014/chartex" xmlns:cx1="http://schemas.microsoft.com/office/drawing/2015/9/8/chartex" xmlns:cx2="http://schemas.microsoft.com/office/drawing/2015/10/21/chartex" xmlns:cx3="http://schemas.microsoft.com/office/drawing/2016/5/9/chartex" xmlns:cx4="http://schemas.microsoft.com/office/drawing/2016/5/10/chartex" xmlns:cx5="http://schemas.microsoft.com/office/drawing/2016/5/11/chartex" xmlns:cx6="http://schemas.microsoft.com/office/drawing/2016/5/12/chartex" xmlns:cx7="http://schemas.microsoft.com/office/drawing/2016/5/13/chartex" xmlns:cx8="http://schemas.microsoft.com/office/drawing/2016/5/14/chartex" xmlns:mc="http://schemas.openxmlformats.org/markup-compatibility/2006" xmlns:aink="http://schemas.microsoft.com/office/drawing/2016/ink" xmlns:am3d="http://schemas.microsoft.com/office/drawing/2017/model3d" xmlns:o="urn:schemas-microsoft-com:office:office" xmlns:oel="http://schemas.microsoft.com/office/2019/extlst" xmlns:r="http://schemas.openxmlformats.org/officeDocument/2006/relationships" xmlns:m="http://schemas.openxmlformats.org/officeDocument/2006/math" xmlns:v="urn:schemas-microsoft-com:vml" xmlns:wp14="http://schemas.microsoft.com/office/word/2010/wordprocessingDrawing" xmlns:wp="http://schemas.openxmlformats.org/drawingml/2006/wordprocessingDrawing" xmlns:w10="urn:schemas-microsoft-com:office:word" xmlns:w="http://schemas.openxmlformats.org/wordprocessingml/2006/main" xmlns:w14="http://schemas.microsoft.com/office/word/2010/wordml" xmlns:w15="http://schemas.microsoft.com/office/word/2012/wordml" xmlns:w16cex="http://schemas.microsoft.com/office/word/2018/wordml/cex" xmlns:w16cid="http://schemas.microsoft.com/office/word/2016/wordml/cid" xmlns:w16="http://schemas.microsoft.com/office/word/2018/wordml" xmlns:w16du="http://schemas.microsoft.com/office/word/2023/wordml/word16du" xmlns:w16sdtdh="http://schemas.microsoft.com/office/word/2020/wordml/sdtdatahash" xmlns:w16sdtfl="http://schemas.microsoft.com/office/word/2024/wordml/sdtformatlock" xmlns:w16se="http://schemas.microsoft.com/office/word/2015/wordml/symex" xmlns:wpg="http://schemas.microsoft.com/office/word/2010/wordprocessingGroup" xmlns:wpi="http://schemas.microsoft.com/office/word/2010/wordprocessingInk" xmlns:wne="http://schemas.microsoft.com/office/word/2006/wordml" xmlns:wps="http://schemas.microsoft.com/office/word/2010/wordprocessingShape" mc:Ignorable="w14 w15 w16se w16cid w16 w16cex w16sdtdh w16sdtfl w16du wp14">
+<w:endnotes xmlns:wpc="http://schemas.microsoft.com/office/word/2010/wordprocessingCanvas" xmlns:mo="http://schemas.microsoft.com/office/mac/office/2008/main" xmlns:mc="http://schemas.openxmlformats.org/markup-compatibility/2006" xmlns:mv="urn:schemas-microsoft-com:mac:vml" xmlns:o="urn:schemas-microsoft-com:office:office" xmlns:r="http://schemas.openxmlformats.org/officeDocument/2006/relationships" xmlns:m="http://schemas.openxmlformats.org/officeDocument/2006/math" xmlns:v="urn:schemas-microsoft-com:vml" xmlns:wp14="http://schemas.microsoft.com/office/word/2010/wordprocessingDrawing" xmlns:wp="http://schemas.openxmlformats.org/drawingml/2006/wordprocessingDrawing" xmlns:w10="urn:schemas-microsoft-com:office:word" xmlns:w="http://schemas.openxmlformats.org/wordprocessingml/2006/main" xmlns:w14="http://schemas.microsoft.com/office/word/2010/wordml" xmlns:w15="http://schemas.microsoft.com/office/word/2012/wordml" xmlns:wpg="http://schemas.microsoft.com/office/word/2010/wordprocessingGroup" xmlns:wpi="http://schemas.microsoft.com/office/word/2010/wordprocessingInk" xmlns:wne="http://schemas.microsoft.com/office/word/2006/wordml" xmlns:wps="http://schemas.microsoft.com/office/word/2010/wordprocessingShape" mc:Ignorable="w14 w15 wp14">
   <w:endnote w:type="separator" w:id="-1">
     <w:p>
       <w:r>
@@ -3851,7 +3552,7 @@
 </file>
 
 <file path=word/footer1.xml><?xml version="1.0" encoding="utf-8"?>
-<w:ftr xmlns:wpc="http://schemas.microsoft.com/office/word/2010/wordprocessingCanvas" xmlns:cx="http://schemas.microsoft.com/office/drawing/2014/chartex" xmlns:cx1="http://schemas.microsoft.com/office/drawing/2015/9/8/chartex" xmlns:cx2="http://schemas.microsoft.com/office/drawing/2015/10/21/chartex" xmlns:cx3="http://schemas.microsoft.com/office/drawing/2016/5/9/chartex" xmlns:cx4="http://schemas.microsoft.com/office/drawing/2016/5/10/chartex" xmlns:cx5="http://schemas.microsoft.com/office/drawing/2016/5/11/chartex" xmlns:cx6="http://schemas.microsoft.com/office/drawing/2016/5/12/chartex" xmlns:cx7="http://schemas.microsoft.com/office/drawing/2016/5/13/chartex" xmlns:cx8="http://schemas.microsoft.com/office/drawing/2016/5/14/chartex" xmlns:mc="http://schemas.openxmlformats.org/markup-compatibility/2006" xmlns:aink="http://schemas.microsoft.com/office/drawing/2016/ink" xmlns:am3d="http://schemas.microsoft.com/office/drawing/2017/model3d" xmlns:o="urn:schemas-microsoft-com:office:office" xmlns:oel="http://schemas.microsoft.com/office/2019/extlst" xmlns:r="http://schemas.openxmlformats.org/officeDocument/2006/relationships" xmlns:m="http://schemas.openxmlformats.org/officeDocument/2006/math" xmlns:v="urn:schemas-microsoft-com:vml" xmlns:wp14="http://schemas.microsoft.com/office/word/2010/wordprocessingDrawing" xmlns:wp="http://schemas.openxmlformats.org/drawingml/2006/wordprocessingDrawing" xmlns:w10="urn:schemas-microsoft-com:office:word" xmlns:w="http://schemas.openxmlformats.org/wordprocessingml/2006/main" xmlns:w14="http://schemas.microsoft.com/office/word/2010/wordml" xmlns:w15="http://schemas.microsoft.com/office/word/2012/wordml" xmlns:w16cex="http://schemas.microsoft.com/office/word/2018/wordml/cex" xmlns:w16cid="http://schemas.microsoft.com/office/word/2016/wordml/cid" xmlns:w16="http://schemas.microsoft.com/office/word/2018/wordml" xmlns:w16du="http://schemas.microsoft.com/office/word/2023/wordml/word16du" xmlns:w16sdtdh="http://schemas.microsoft.com/office/word/2020/wordml/sdtdatahash" xmlns:w16sdtfl="http://schemas.microsoft.com/office/word/2024/wordml/sdtformatlock" xmlns:w16se="http://schemas.microsoft.com/office/word/2015/wordml/symex" xmlns:wpg="http://schemas.microsoft.com/office/word/2010/wordprocessingGroup" xmlns:wpi="http://schemas.microsoft.com/office/word/2010/wordprocessingInk" xmlns:wne="http://schemas.microsoft.com/office/word/2006/wordml" xmlns:wps="http://schemas.microsoft.com/office/word/2010/wordprocessingShape" mc:Ignorable="w14 w15 w16se w16cid w16 w16cex w16sdtdh w16sdtfl w16du wp14">
+<w:ftr xmlns:wpc="http://schemas.microsoft.com/office/word/2010/wordprocessingCanvas" xmlns:mo="http://schemas.microsoft.com/office/mac/office/2008/main" xmlns:mc="http://schemas.openxmlformats.org/markup-compatibility/2006" xmlns:mv="urn:schemas-microsoft-com:mac:vml" xmlns:o="urn:schemas-microsoft-com:office:office" xmlns:r="http://schemas.openxmlformats.org/officeDocument/2006/relationships" xmlns:m="http://schemas.openxmlformats.org/officeDocument/2006/math" xmlns:v="urn:schemas-microsoft-com:vml" xmlns:wp14="http://schemas.microsoft.com/office/word/2010/wordprocessingDrawing" xmlns:wp="http://schemas.openxmlformats.org/drawingml/2006/wordprocessingDrawing" xmlns:w10="urn:schemas-microsoft-com:office:word" xmlns:w="http://schemas.openxmlformats.org/wordprocessingml/2006/main" xmlns:w14="http://schemas.microsoft.com/office/word/2010/wordml" xmlns:w15="http://schemas.microsoft.com/office/word/2012/wordml" xmlns:wpg="http://schemas.microsoft.com/office/word/2010/wordprocessingGroup" xmlns:wpi="http://schemas.microsoft.com/office/word/2010/wordprocessingInk" xmlns:wne="http://schemas.microsoft.com/office/word/2006/wordml" xmlns:wps="http://schemas.microsoft.com/office/word/2010/wordprocessingShape" mc:Ignorable="w14 w15 wp14">
   <w:tbl>
     <w:tblPr>
       <w:tblW w:w="0" w:type="auto"/>
@@ -3912,7 +3613,7 @@
 </file>
 
 <file path=word/footnotes.xml><?xml version="1.0" encoding="utf-8"?>
-<w:footnotes xmlns:wpc="http://schemas.microsoft.com/office/word/2010/wordprocessingCanvas" xmlns:cx="http://schemas.microsoft.com/office/drawing/2014/chartex" xmlns:cx1="http://schemas.microsoft.com/office/drawing/2015/9/8/chartex" xmlns:cx2="http://schemas.microsoft.com/office/drawing/2015/10/21/chartex" xmlns:cx3="http://schemas.microsoft.com/office/drawing/2016/5/9/chartex" xmlns:cx4="http://schemas.microsoft.com/office/drawing/2016/5/10/chartex" xmlns:cx5="http://schemas.microsoft.com/office/drawing/2016/5/11/chartex" xmlns:cx6="http://schemas.microsoft.com/office/drawing/2016/5/12/chartex" xmlns:cx7="http://schemas.microsoft.com/office/drawing/2016/5/13/chartex" xmlns:cx8="http://schemas.microsoft.com/office/drawing/2016/5/14/chartex" xmlns:mc="http://schemas.openxmlformats.org/markup-compatibility/2006" xmlns:aink="http://schemas.microsoft.com/office/drawing/2016/ink" xmlns:am3d="http://schemas.microsoft.com/office/drawing/2017/model3d" xmlns:o="urn:schemas-microsoft-com:office:office" xmlns:oel="http://schemas.microsoft.com/office/2019/extlst" xmlns:r="http://schemas.openxmlformats.org/officeDocument/2006/relationships" xmlns:m="http://schemas.openxmlformats.org/officeDocument/2006/math" xmlns:v="urn:schemas-microsoft-com:vml" xmlns:wp14="http://schemas.microsoft.com/office/word/2010/wordprocessingDrawing" xmlns:wp="http://schemas.openxmlformats.org/drawingml/2006/wordprocessingDrawing" xmlns:w10="urn:schemas-microsoft-com:office:word" xmlns:w="http://schemas.openxmlformats.org/wordprocessingml/2006/main" xmlns:w14="http://schemas.microsoft.com/office/word/2010/wordml" xmlns:w15="http://schemas.microsoft.com/office/word/2012/wordml" xmlns:w16cex="http://schemas.microsoft.com/office/word/2018/wordml/cex" xmlns:w16cid="http://schemas.microsoft.com/office/word/2016/wordml/cid" xmlns:w16="http://schemas.microsoft.com/office/word/2018/wordml" xmlns:w16du="http://schemas.microsoft.com/office/word/2023/wordml/word16du" xmlns:w16sdtdh="http://schemas.microsoft.com/office/word/2020/wordml/sdtdatahash" xmlns:w16sdtfl="http://schemas.microsoft.com/office/word/2024/wordml/sdtformatlock" xmlns:w16se="http://schemas.microsoft.com/office/word/2015/wordml/symex" xmlns:wpg="http://schemas.microsoft.com/office/word/2010/wordprocessingGroup" xmlns:wpi="http://schemas.microsoft.com/office/word/2010/wordprocessingInk" xmlns:wne="http://schemas.microsoft.com/office/word/2006/wordml" xmlns:wps="http://schemas.microsoft.com/office/word/2010/wordprocessingShape" mc:Ignorable="w14 w15 w16se w16cid w16 w16cex w16sdtdh w16sdtfl w16du wp14">
+<w:footnotes xmlns:wpc="http://schemas.microsoft.com/office/word/2010/wordprocessingCanvas" xmlns:mo="http://schemas.microsoft.com/office/mac/office/2008/main" xmlns:mc="http://schemas.openxmlformats.org/markup-compatibility/2006" xmlns:mv="urn:schemas-microsoft-com:mac:vml" xmlns:o="urn:schemas-microsoft-com:office:office" xmlns:r="http://schemas.openxmlformats.org/officeDocument/2006/relationships" xmlns:m="http://schemas.openxmlformats.org/officeDocument/2006/math" xmlns:v="urn:schemas-microsoft-com:vml" xmlns:wp14="http://schemas.microsoft.com/office/word/2010/wordprocessingDrawing" xmlns:wp="http://schemas.openxmlformats.org/drawingml/2006/wordprocessingDrawing" xmlns:w10="urn:schemas-microsoft-com:office:word" xmlns:w="http://schemas.openxmlformats.org/wordprocessingml/2006/main" xmlns:w14="http://schemas.microsoft.com/office/word/2010/wordml" xmlns:w15="http://schemas.microsoft.com/office/word/2012/wordml" xmlns:wpg="http://schemas.microsoft.com/office/word/2010/wordprocessingGroup" xmlns:wpi="http://schemas.microsoft.com/office/word/2010/wordprocessingInk" xmlns:wne="http://schemas.microsoft.com/office/word/2006/wordml" xmlns:wps="http://schemas.microsoft.com/office/word/2010/wordprocessingShape" mc:Ignorable="w14 w15 wp14">
   <w:footnote w:type="separator" w:id="-1">
     <w:p>
       <w:r>
@@ -3931,7 +3632,7 @@
 </file>
 
 <file path=word/header1.xml><?xml version="1.0" encoding="utf-8"?>
-<w:hdr xmlns:wpc="http://schemas.microsoft.com/office/word/2010/wordprocessingCanvas" xmlns:cx="http://schemas.microsoft.com/office/drawing/2014/chartex" xmlns:cx1="http://schemas.microsoft.com/office/drawing/2015/9/8/chartex" xmlns:cx2="http://schemas.microsoft.com/office/drawing/2015/10/21/chartex" xmlns:cx3="http://schemas.microsoft.com/office/drawing/2016/5/9/chartex" xmlns:cx4="http://schemas.microsoft.com/office/drawing/2016/5/10/chartex" xmlns:cx5="http://schemas.microsoft.com/office/drawing/2016/5/11/chartex" xmlns:cx6="http://schemas.microsoft.com/office/drawing/2016/5/12/chartex" xmlns:cx7="http://schemas.microsoft.com/office/drawing/2016/5/13/chartex" xmlns:cx8="http://schemas.microsoft.com/office/drawing/2016/5/14/chartex" xmlns:mc="http://schemas.openxmlformats.org/markup-compatibility/2006" xmlns:aink="http://schemas.microsoft.com/office/drawing/2016/ink" xmlns:am3d="http://schemas.microsoft.com/office/drawing/2017/model3d" xmlns:o="urn:schemas-microsoft-com:office:office" xmlns:oel="http://schemas.microsoft.com/office/2019/extlst" xmlns:r="http://schemas.openxmlformats.org/officeDocument/2006/relationships" xmlns:m="http://schemas.openxmlformats.org/officeDocument/2006/math" xmlns:v="urn:schemas-microsoft-com:vml" xmlns:wp14="http://schemas.microsoft.com/office/word/2010/wordprocessingDrawing" xmlns:wp="http://schemas.openxmlformats.org/drawingml/2006/wordprocessingDrawing" xmlns:w10="urn:schemas-microsoft-com:office:word" xmlns:w="http://schemas.openxmlformats.org/wordprocessingml/2006/main" xmlns:w14="http://schemas.microsoft.com/office/word/2010/wordml" xmlns:w15="http://schemas.microsoft.com/office/word/2012/wordml" xmlns:w16cex="http://schemas.microsoft.com/office/word/2018/wordml/cex" xmlns:w16cid="http://schemas.microsoft.com/office/word/2016/wordml/cid" xmlns:w16="http://schemas.microsoft.com/office/word/2018/wordml" xmlns:w16du="http://schemas.microsoft.com/office/word/2023/wordml/word16du" xmlns:w16sdtdh="http://schemas.microsoft.com/office/word/2020/wordml/sdtdatahash" xmlns:w16sdtfl="http://schemas.microsoft.com/office/word/2024/wordml/sdtformatlock" xmlns:w16se="http://schemas.microsoft.com/office/word/2015/wordml/symex" xmlns:wpg="http://schemas.microsoft.com/office/word/2010/wordprocessingGroup" xmlns:wpi="http://schemas.microsoft.com/office/word/2010/wordprocessingInk" xmlns:wne="http://schemas.microsoft.com/office/word/2006/wordml" xmlns:wps="http://schemas.microsoft.com/office/word/2010/wordprocessingShape" mc:Ignorable="w14 w15 w16se w16cid w16 w16cex w16sdtdh w16sdtfl w16du wp14">
+<w:hdr xmlns:wpc="http://schemas.microsoft.com/office/word/2010/wordprocessingCanvas" xmlns:mo="http://schemas.microsoft.com/office/mac/office/2008/main" xmlns:mc="http://schemas.openxmlformats.org/markup-compatibility/2006" xmlns:mv="urn:schemas-microsoft-com:mac:vml" xmlns:o="urn:schemas-microsoft-com:office:office" xmlns:r="http://schemas.openxmlformats.org/officeDocument/2006/relationships" xmlns:m="http://schemas.openxmlformats.org/officeDocument/2006/math" xmlns:v="urn:schemas-microsoft-com:vml" xmlns:wp14="http://schemas.microsoft.com/office/word/2010/wordprocessingDrawing" xmlns:wp="http://schemas.openxmlformats.org/drawingml/2006/wordprocessingDrawing" xmlns:w10="urn:schemas-microsoft-com:office:word" xmlns:w="http://schemas.openxmlformats.org/wordprocessingml/2006/main" xmlns:w14="http://schemas.microsoft.com/office/word/2010/wordml" xmlns:w15="http://schemas.microsoft.com/office/word/2012/wordml" xmlns:wpg="http://schemas.microsoft.com/office/word/2010/wordprocessingGroup" xmlns:wpi="http://schemas.microsoft.com/office/word/2010/wordprocessingInk" xmlns:wne="http://schemas.microsoft.com/office/word/2006/wordml" xmlns:wps="http://schemas.microsoft.com/office/word/2010/wordprocessingShape" mc:Ignorable="w14 w15 wp14">
   <w:p>
     <w:pPr>
       <w:spacing w:line="264" w:lineRule="auto"/>
@@ -3949,6 +3650,7 @@
     <w:r>
       <w:rPr>
         <w:noProof/>
+        <w:lang w:eastAsia="en-US"/>
       </w:rPr>
       <w:drawing>
         <wp:anchor distT="0" distB="0" distL="114300" distR="114300" simplePos="0" relativeHeight="251660288" behindDoc="0" locked="0" layoutInCell="1" allowOverlap="1" wp14:anchorId="2E9431CF" wp14:editId="6C9E6EA2">
@@ -4020,6 +3722,7 @@
         <w:color w:val="404040" w:themeColor="text1" w:themeTint="BF"/>
         <w:sz w:val="16"/>
         <w:szCs w:val="16"/>
+        <w:lang w:eastAsia="en-US"/>
       </w:rPr>
       <w:drawing>
         <wp:anchor distT="0" distB="0" distL="114300" distR="114300" simplePos="0" relativeHeight="251662336" behindDoc="0" locked="0" layoutInCell="1" allowOverlap="1" wp14:anchorId="42C6E008" wp14:editId="1AEA7D57">
@@ -4140,9 +3843,6 @@
       <w:instrText xml:space="preserve"> INCLUDEPICTURE "https://sites.utdallas.edu/ccf-24/files/2024/11/ccf-logo-transparent.png" \* MERGEFORMATINET </w:instrText>
     </w:r>
     <w:r>
-      <w:fldChar w:fldCharType="separate"/>
-    </w:r>
-    <w:r>
       <w:fldChar w:fldCharType="end"/>
     </w:r>
     <w:r>
@@ -4223,8 +3923,8 @@
 </file>
 
 <file path=word/numbering.xml><?xml version="1.0" encoding="utf-8"?>
-<w:numbering xmlns:wpc="http://schemas.microsoft.com/office/word/2010/wordprocessingCanvas" xmlns:cx="http://schemas.microsoft.com/office/drawing/2014/chartex" xmlns:cx1="http://schemas.microsoft.com/office/drawing/2015/9/8/chartex" xmlns:cx2="http://schemas.microsoft.com/office/drawing/2015/10/21/chartex" xmlns:cx3="http://schemas.microsoft.com/office/drawing/2016/5/9/chartex" xmlns:cx4="http://schemas.microsoft.com/office/drawing/2016/5/10/chartex" xmlns:cx5="http://schemas.microsoft.com/office/drawing/2016/5/11/chartex" xmlns:cx6="http://schemas.microsoft.com/office/drawing/2016/5/12/chartex" xmlns:cx7="http://schemas.microsoft.com/office/drawing/2016/5/13/chartex" xmlns:cx8="http://schemas.microsoft.com/office/drawing/2016/5/14/chartex" xmlns:mc="http://schemas.openxmlformats.org/markup-compatibility/2006" xmlns:aink="http://schemas.microsoft.com/office/drawing/2016/ink" xmlns:am3d="http://schemas.microsoft.com/office/drawing/2017/model3d" xmlns:o="urn:schemas-microsoft-com:office:office" xmlns:oel="http://schemas.microsoft.com/office/2019/extlst" xmlns:r="http://schemas.openxmlformats.org/officeDocument/2006/relationships" xmlns:m="http://schemas.openxmlformats.org/officeDocument/2006/math" xmlns:v="urn:schemas-microsoft-com:vml" xmlns:wp14="http://schemas.microsoft.com/office/word/2010/wordprocessingDrawing" xmlns:wp="http://schemas.openxmlformats.org/drawingml/2006/wordprocessingDrawing" xmlns:w10="urn:schemas-microsoft-com:office:word" xmlns:w="http://schemas.openxmlformats.org/wordprocessingml/2006/main" xmlns:w14="http://schemas.microsoft.com/office/word/2010/wordml" xmlns:w15="http://schemas.microsoft.com/office/word/2012/wordml" xmlns:w16cex="http://schemas.microsoft.com/office/word/2018/wordml/cex" xmlns:w16cid="http://schemas.microsoft.com/office/word/2016/wordml/cid" xmlns:w16="http://schemas.microsoft.com/office/word/2018/wordml" xmlns:w16du="http://schemas.microsoft.com/office/word/2023/wordml/word16du" xmlns:w16sdtdh="http://schemas.microsoft.com/office/word/2020/wordml/sdtdatahash" xmlns:w16sdtfl="http://schemas.microsoft.com/office/word/2024/wordml/sdtformatlock" xmlns:w16se="http://schemas.microsoft.com/office/word/2015/wordml/symex" xmlns:wpg="http://schemas.microsoft.com/office/word/2010/wordprocessingGroup" xmlns:wpi="http://schemas.microsoft.com/office/word/2010/wordprocessingInk" xmlns:wne="http://schemas.microsoft.com/office/word/2006/wordml" xmlns:wps="http://schemas.microsoft.com/office/word/2010/wordprocessingShape" mc:Ignorable="w14 w15 w16se w16cid w16 w16cex w16sdtdh w16sdtfl w16du wp14">
-  <w:abstractNum w:abstractNumId="0" w15:restartNumberingAfterBreak="0">
+<w:numbering xmlns:wpc="http://schemas.microsoft.com/office/word/2010/wordprocessingCanvas" xmlns:mo="http://schemas.microsoft.com/office/mac/office/2008/main" xmlns:mc="http://schemas.openxmlformats.org/markup-compatibility/2006" xmlns:mv="urn:schemas-microsoft-com:mac:vml" xmlns:o="urn:schemas-microsoft-com:office:office" xmlns:r="http://schemas.openxmlformats.org/officeDocument/2006/relationships" xmlns:m="http://schemas.openxmlformats.org/officeDocument/2006/math" xmlns:v="urn:schemas-microsoft-com:vml" xmlns:wp14="http://schemas.microsoft.com/office/word/2010/wordprocessingDrawing" xmlns:wp="http://schemas.openxmlformats.org/drawingml/2006/wordprocessingDrawing" xmlns:w10="urn:schemas-microsoft-com:office:word" xmlns:w="http://schemas.openxmlformats.org/wordprocessingml/2006/main" xmlns:w14="http://schemas.microsoft.com/office/word/2010/wordml" xmlns:w15="http://schemas.microsoft.com/office/word/2012/wordml" xmlns:wpg="http://schemas.microsoft.com/office/word/2010/wordprocessingGroup" xmlns:wpi="http://schemas.microsoft.com/office/word/2010/wordprocessingInk" xmlns:wne="http://schemas.microsoft.com/office/word/2006/wordml" xmlns:wps="http://schemas.microsoft.com/office/word/2010/wordprocessingShape" mc:Ignorable="w14 w15 wp14">
+  <w:abstractNum w:abstractNumId="0">
     <w:nsid w:val="20837034"/>
     <w:multiLevelType w:val="hybridMultilevel"/>
     <w:tmpl w:val="D65E6A00"/>
@@ -4313,7 +4013,7 @@
       </w:pPr>
     </w:lvl>
   </w:abstractNum>
-  <w:abstractNum w:abstractNumId="1" w15:restartNumberingAfterBreak="0">
+  <w:abstractNum w:abstractNumId="1">
     <w:nsid w:val="3B2E0B9A"/>
     <w:multiLevelType w:val="hybridMultilevel"/>
     <w:tmpl w:val="140C4FDA"/>
@@ -4402,7 +4102,7 @@
       </w:pPr>
     </w:lvl>
   </w:abstractNum>
-  <w:abstractNum w:abstractNumId="2" w15:restartNumberingAfterBreak="0">
+  <w:abstractNum w:abstractNumId="2">
     <w:nsid w:val="40425D60"/>
     <w:multiLevelType w:val="multilevel"/>
     <w:tmpl w:val="DAA47F1E"/>
@@ -4496,7 +4196,7 @@
       </w:pPr>
     </w:lvl>
   </w:abstractNum>
-  <w:abstractNum w:abstractNumId="3" w15:restartNumberingAfterBreak="0">
+  <w:abstractNum w:abstractNumId="3">
     <w:nsid w:val="61473A09"/>
     <w:multiLevelType w:val="hybridMultilevel"/>
     <w:tmpl w:val="8D22E916"/>
@@ -4585,7 +4285,7 @@
       </w:pPr>
     </w:lvl>
   </w:abstractNum>
-  <w:abstractNum w:abstractNumId="4" w15:restartNumberingAfterBreak="0">
+  <w:abstractNum w:abstractNumId="4">
     <w:nsid w:val="62831604"/>
     <w:multiLevelType w:val="hybridMultilevel"/>
     <w:tmpl w:val="E3C816A8"/>
@@ -4674,47 +4374,47 @@
       </w:pPr>
     </w:lvl>
   </w:abstractNum>
-  <w:num w:numId="1" w16cid:durableId="1746150345">
+  <w:num w:numId="1">
     <w:abstractNumId w:val="2"/>
   </w:num>
-  <w:num w:numId="2" w16cid:durableId="1004170369">
+  <w:num w:numId="2">
     <w:abstractNumId w:val="2"/>
   </w:num>
-  <w:num w:numId="3" w16cid:durableId="1441758311">
+  <w:num w:numId="3">
     <w:abstractNumId w:val="2"/>
   </w:num>
-  <w:num w:numId="4" w16cid:durableId="472139447">
+  <w:num w:numId="4">
     <w:abstractNumId w:val="2"/>
   </w:num>
-  <w:num w:numId="5" w16cid:durableId="607784806">
+  <w:num w:numId="5">
     <w:abstractNumId w:val="2"/>
   </w:num>
-  <w:num w:numId="6" w16cid:durableId="743451189">
+  <w:num w:numId="6">
     <w:abstractNumId w:val="2"/>
   </w:num>
-  <w:num w:numId="7" w16cid:durableId="532233747">
+  <w:num w:numId="7">
     <w:abstractNumId w:val="2"/>
   </w:num>
-  <w:num w:numId="8" w16cid:durableId="1418136398">
+  <w:num w:numId="8">
     <w:abstractNumId w:val="2"/>
   </w:num>
-  <w:num w:numId="9" w16cid:durableId="1086462514">
+  <w:num w:numId="9">
     <w:abstractNumId w:val="4"/>
   </w:num>
-  <w:num w:numId="10" w16cid:durableId="1027683250">
+  <w:num w:numId="10">
     <w:abstractNumId w:val="3"/>
   </w:num>
-  <w:num w:numId="11" w16cid:durableId="604532350">
+  <w:num w:numId="11">
     <w:abstractNumId w:val="1"/>
   </w:num>
-  <w:num w:numId="12" w16cid:durableId="1641223624">
+  <w:num w:numId="12">
     <w:abstractNumId w:val="0"/>
   </w:num>
 </w:numbering>
 </file>
 
 <file path=word/styles.xml><?xml version="1.0" encoding="utf-8"?>
-<w:styles xmlns:mc="http://schemas.openxmlformats.org/markup-compatibility/2006" xmlns:r="http://schemas.openxmlformats.org/officeDocument/2006/relationships" xmlns:w="http://schemas.openxmlformats.org/wordprocessingml/2006/main" xmlns:w14="http://schemas.microsoft.com/office/word/2010/wordml" xmlns:w15="http://schemas.microsoft.com/office/word/2012/wordml" xmlns:w16cex="http://schemas.microsoft.com/office/word/2018/wordml/cex" xmlns:w16cid="http://schemas.microsoft.com/office/word/2016/wordml/cid" xmlns:w16="http://schemas.microsoft.com/office/word/2018/wordml" xmlns:w16du="http://schemas.microsoft.com/office/word/2023/wordml/word16du" xmlns:w16sdtdh="http://schemas.microsoft.com/office/word/2020/wordml/sdtdatahash" xmlns:w16sdtfl="http://schemas.microsoft.com/office/word/2024/wordml/sdtformatlock" xmlns:w16se="http://schemas.microsoft.com/office/word/2015/wordml/symex" mc:Ignorable="w14 w15 w16se w16cid w16 w16cex w16sdtdh w16sdtfl w16du">
+<w:styles xmlns:mc="http://schemas.openxmlformats.org/markup-compatibility/2006" xmlns:r="http://schemas.openxmlformats.org/officeDocument/2006/relationships" xmlns:w="http://schemas.openxmlformats.org/wordprocessingml/2006/main" xmlns:w14="http://schemas.microsoft.com/office/word/2010/wordml" xmlns:w15="http://schemas.microsoft.com/office/word/2012/wordml" mc:Ignorable="w14 w15">
   <w:docDefaults>
     <w:rPrDefault>
       <w:rPr>
@@ -4726,7 +4426,7 @@
     </w:rPrDefault>
     <w:pPrDefault/>
   </w:docDefaults>
-  <w:latentStyles w:defLockedState="0" w:defUIPriority="99" w:defSemiHidden="0" w:defUnhideWhenUsed="0" w:defQFormat="0" w:count="376">
+  <w:latentStyles w:defLockedState="0" w:defUIPriority="99" w:defSemiHidden="0" w:defUnhideWhenUsed="0" w:defQFormat="0" w:count="382">
     <w:lsdException w:name="Normal" w:uiPriority="0" w:qFormat="1"/>
     <w:lsdException w:name="heading 1" w:uiPriority="9" w:qFormat="1"/>
     <w:lsdException w:name="heading 2" w:semiHidden="1" w:uiPriority="0" w:unhideWhenUsed="1" w:qFormat="1"/>
@@ -5100,7 +4800,6 @@
     <w:lsdException w:name="List Table 7 Colorful Accent 6" w:uiPriority="52"/>
     <w:lsdException w:name="Mention" w:semiHidden="1" w:unhideWhenUsed="1"/>
     <w:lsdException w:name="Smart Hyperlink" w:semiHidden="1" w:unhideWhenUsed="1"/>
-    <w:lsdException w:name="Smart Link" w:semiHidden="1" w:unhideWhenUsed="1"/>
   </w:latentStyles>
   <w:style w:type="paragraph" w:default="1" w:styleId="Normal">
     <w:name w:val="Normal"/>
@@ -5796,10 +5495,17 @@
     <w:uiPriority w:val="99"/>
     <w:rsid w:val="001A16AB"/>
     <w:tblPr>
+      <w:tblInd w:w="0" w:type="dxa"/>
       <w:tblBorders>
         <w:top w:val="single" w:sz="4" w:space="0" w:color="auto"/>
         <w:bottom w:val="single" w:sz="4" w:space="0" w:color="auto"/>
       </w:tblBorders>
+      <w:tblCellMar>
+        <w:top w:w="0" w:type="dxa"/>
+        <w:left w:w="108" w:type="dxa"/>
+        <w:bottom w:w="0" w:type="dxa"/>
+        <w:right w:w="108" w:type="dxa"/>
+      </w:tblCellMar>
     </w:tblPr>
     <w:tcPr>
       <w:shd w:val="clear" w:color="auto" w:fill="auto"/>
@@ -5865,6 +5571,7 @@
     <w:uiPriority w:val="39"/>
     <w:rsid w:val="00924730"/>
     <w:tblPr>
+      <w:tblInd w:w="0" w:type="dxa"/>
       <w:tblBorders>
         <w:top w:val="single" w:sz="4" w:space="0" w:color="auto"/>
         <w:left w:val="single" w:sz="4" w:space="0" w:color="auto"/>
@@ -5873,6 +5580,12 @@
         <w:insideH w:val="single" w:sz="4" w:space="0" w:color="auto"/>
         <w:insideV w:val="single" w:sz="4" w:space="0" w:color="auto"/>
       </w:tblBorders>
+      <w:tblCellMar>
+        <w:top w:w="0" w:type="dxa"/>
+        <w:left w:w="108" w:type="dxa"/>
+        <w:bottom w:w="0" w:type="dxa"/>
+        <w:right w:w="108" w:type="dxa"/>
+      </w:tblCellMar>
     </w:tblPr>
   </w:style>
   <w:style w:type="paragraph" w:styleId="PlainText">
